--- a/Memoria_Almacenes_de_Datos_Final.docx
+++ b/Memoria_Almacenes_de_Datos_Final.docx
@@ -1023,12 +1023,6 @@
         <w:gridCol w:w="4526"/>
       </w:tblGrid>
       <w:tr>
-        <w:tblPrEx>
-          <w:tblCellMar>
-            <w:top w:w="0" w:type="dxa"/>
-            <w:bottom w:w="0" w:type="dxa"/>
-          </w:tblCellMar>
-        </w:tblPrEx>
         <w:trPr>
           <w:tblHeader/>
         </w:trPr>
@@ -1148,12 +1142,6 @@
         </w:tc>
       </w:tr>
       <w:tr>
-        <w:tblPrEx>
-          <w:tblCellMar>
-            <w:top w:w="0" w:type="dxa"/>
-            <w:bottom w:w="0" w:type="dxa"/>
-          </w:tblCellMar>
-        </w:tblPrEx>
         <w:tc>
           <w:tcPr>
             <w:tcW w:w="2500" w:type="dxa"/>
@@ -1257,12 +1245,6 @@
         </w:tc>
       </w:tr>
       <w:tr>
-        <w:tblPrEx>
-          <w:tblCellMar>
-            <w:top w:w="0" w:type="dxa"/>
-            <w:bottom w:w="0" w:type="dxa"/>
-          </w:tblCellMar>
-        </w:tblPrEx>
         <w:tc>
           <w:tcPr>
             <w:tcW w:w="2500" w:type="dxa"/>
@@ -1376,12 +1358,6 @@
         </w:tc>
       </w:tr>
       <w:tr>
-        <w:tblPrEx>
-          <w:tblCellMar>
-            <w:top w:w="0" w:type="dxa"/>
-            <w:bottom w:w="0" w:type="dxa"/>
-          </w:tblCellMar>
-        </w:tblPrEx>
         <w:tc>
           <w:tcPr>
             <w:tcW w:w="2500" w:type="dxa"/>
@@ -1493,12 +1469,6 @@
         </w:tc>
       </w:tr>
       <w:tr>
-        <w:tblPrEx>
-          <w:tblCellMar>
-            <w:top w:w="0" w:type="dxa"/>
-            <w:bottom w:w="0" w:type="dxa"/>
-          </w:tblCellMar>
-        </w:tblPrEx>
         <w:tc>
           <w:tcPr>
             <w:tcW w:w="2500" w:type="dxa"/>
@@ -1610,12 +1580,6 @@
         </w:tc>
       </w:tr>
       <w:tr>
-        <w:tblPrEx>
-          <w:tblCellMar>
-            <w:top w:w="0" w:type="dxa"/>
-            <w:bottom w:w="0" w:type="dxa"/>
-          </w:tblCellMar>
-        </w:tblPrEx>
         <w:tc>
           <w:tcPr>
             <w:tcW w:w="2500" w:type="dxa"/>
@@ -1729,12 +1693,6 @@
         </w:tc>
       </w:tr>
       <w:tr>
-        <w:tblPrEx>
-          <w:tblCellMar>
-            <w:top w:w="0" w:type="dxa"/>
-            <w:bottom w:w="0" w:type="dxa"/>
-          </w:tblCellMar>
-        </w:tblPrEx>
         <w:tc>
           <w:tcPr>
             <w:tcW w:w="2500" w:type="dxa"/>
@@ -1849,12 +1807,6 @@
         </w:tc>
       </w:tr>
       <w:tr>
-        <w:tblPrEx>
-          <w:tblCellMar>
-            <w:top w:w="0" w:type="dxa"/>
-            <w:bottom w:w="0" w:type="dxa"/>
-          </w:tblCellMar>
-        </w:tblPrEx>
         <w:tc>
           <w:tcPr>
             <w:tcW w:w="2500" w:type="dxa"/>
@@ -1978,12 +1930,6 @@
         </w:tc>
       </w:tr>
       <w:tr>
-        <w:tblPrEx>
-          <w:tblCellMar>
-            <w:top w:w="0" w:type="dxa"/>
-            <w:bottom w:w="0" w:type="dxa"/>
-          </w:tblCellMar>
-        </w:tblPrEx>
         <w:tc>
           <w:tcPr>
             <w:tcW w:w="2500" w:type="dxa"/>
@@ -2087,12 +2033,6 @@
         </w:tc>
       </w:tr>
       <w:tr>
-        <w:tblPrEx>
-          <w:tblCellMar>
-            <w:top w:w="0" w:type="dxa"/>
-            <w:bottom w:w="0" w:type="dxa"/>
-          </w:tblCellMar>
-        </w:tblPrEx>
         <w:tc>
           <w:tcPr>
             <w:tcW w:w="2500" w:type="dxa"/>
@@ -2319,12 +2259,6 @@
         <w:gridCol w:w="4526"/>
       </w:tblGrid>
       <w:tr>
-        <w:tblPrEx>
-          <w:tblCellMar>
-            <w:top w:w="0" w:type="dxa"/>
-            <w:bottom w:w="0" w:type="dxa"/>
-          </w:tblCellMar>
-        </w:tblPrEx>
         <w:trPr>
           <w:tblHeader/>
         </w:trPr>
@@ -2444,12 +2378,6 @@
         </w:tc>
       </w:tr>
       <w:tr>
-        <w:tblPrEx>
-          <w:tblCellMar>
-            <w:top w:w="0" w:type="dxa"/>
-            <w:bottom w:w="0" w:type="dxa"/>
-          </w:tblCellMar>
-        </w:tblPrEx>
         <w:tc>
           <w:tcPr>
             <w:tcW w:w="2500" w:type="dxa"/>
@@ -2553,12 +2481,6 @@
         </w:tc>
       </w:tr>
       <w:tr>
-        <w:tblPrEx>
-          <w:tblCellMar>
-            <w:top w:w="0" w:type="dxa"/>
-            <w:bottom w:w="0" w:type="dxa"/>
-          </w:tblCellMar>
-        </w:tblPrEx>
         <w:tc>
           <w:tcPr>
             <w:tcW w:w="2500" w:type="dxa"/>
@@ -2662,12 +2584,6 @@
         </w:tc>
       </w:tr>
       <w:tr>
-        <w:tblPrEx>
-          <w:tblCellMar>
-            <w:top w:w="0" w:type="dxa"/>
-            <w:bottom w:w="0" w:type="dxa"/>
-          </w:tblCellMar>
-        </w:tblPrEx>
         <w:tc>
           <w:tcPr>
             <w:tcW w:w="2500" w:type="dxa"/>
@@ -2771,12 +2687,6 @@
         </w:tc>
       </w:tr>
       <w:tr>
-        <w:tblPrEx>
-          <w:tblCellMar>
-            <w:top w:w="0" w:type="dxa"/>
-            <w:bottom w:w="0" w:type="dxa"/>
-          </w:tblCellMar>
-        </w:tblPrEx>
         <w:tc>
           <w:tcPr>
             <w:tcW w:w="2500" w:type="dxa"/>
@@ -2880,12 +2790,6 @@
         </w:tc>
       </w:tr>
       <w:tr>
-        <w:tblPrEx>
-          <w:tblCellMar>
-            <w:top w:w="0" w:type="dxa"/>
-            <w:bottom w:w="0" w:type="dxa"/>
-          </w:tblCellMar>
-        </w:tblPrEx>
         <w:tc>
           <w:tcPr>
             <w:tcW w:w="2500" w:type="dxa"/>
@@ -3039,12 +2943,6 @@
         <w:gridCol w:w="4526"/>
       </w:tblGrid>
       <w:tr>
-        <w:tblPrEx>
-          <w:tblCellMar>
-            <w:top w:w="0" w:type="dxa"/>
-            <w:bottom w:w="0" w:type="dxa"/>
-          </w:tblCellMar>
-        </w:tblPrEx>
         <w:trPr>
           <w:tblHeader/>
         </w:trPr>
@@ -3164,12 +3062,6 @@
         </w:tc>
       </w:tr>
       <w:tr>
-        <w:tblPrEx>
-          <w:tblCellMar>
-            <w:top w:w="0" w:type="dxa"/>
-            <w:bottom w:w="0" w:type="dxa"/>
-          </w:tblCellMar>
-        </w:tblPrEx>
         <w:tc>
           <w:tcPr>
             <w:tcW w:w="2500" w:type="dxa"/>
@@ -3273,12 +3165,6 @@
         </w:tc>
       </w:tr>
       <w:tr>
-        <w:tblPrEx>
-          <w:tblCellMar>
-            <w:top w:w="0" w:type="dxa"/>
-            <w:bottom w:w="0" w:type="dxa"/>
-          </w:tblCellMar>
-        </w:tblPrEx>
         <w:tc>
           <w:tcPr>
             <w:tcW w:w="2500" w:type="dxa"/>
@@ -3392,12 +3278,6 @@
         </w:tc>
       </w:tr>
       <w:tr>
-        <w:tblPrEx>
-          <w:tblCellMar>
-            <w:top w:w="0" w:type="dxa"/>
-            <w:bottom w:w="0" w:type="dxa"/>
-          </w:tblCellMar>
-        </w:tblPrEx>
         <w:tc>
           <w:tcPr>
             <w:tcW w:w="2500" w:type="dxa"/>
@@ -3499,12 +3379,6 @@
         </w:tc>
       </w:tr>
       <w:tr>
-        <w:tblPrEx>
-          <w:tblCellMar>
-            <w:top w:w="0" w:type="dxa"/>
-            <w:bottom w:w="0" w:type="dxa"/>
-          </w:tblCellMar>
-        </w:tblPrEx>
         <w:tc>
           <w:tcPr>
             <w:tcW w:w="2500" w:type="dxa"/>
@@ -3608,12 +3482,6 @@
         </w:tc>
       </w:tr>
       <w:tr>
-        <w:tblPrEx>
-          <w:tblCellMar>
-            <w:top w:w="0" w:type="dxa"/>
-            <w:bottom w:w="0" w:type="dxa"/>
-          </w:tblCellMar>
-        </w:tblPrEx>
         <w:tc>
           <w:tcPr>
             <w:tcW w:w="2500" w:type="dxa"/>
@@ -3727,12 +3595,6 @@
         </w:tc>
       </w:tr>
       <w:tr>
-        <w:tblPrEx>
-          <w:tblCellMar>
-            <w:top w:w="0" w:type="dxa"/>
-            <w:bottom w:w="0" w:type="dxa"/>
-          </w:tblCellMar>
-        </w:tblPrEx>
         <w:tc>
           <w:tcPr>
             <w:tcW w:w="2500" w:type="dxa"/>
@@ -3836,12 +3698,6 @@
         </w:tc>
       </w:tr>
       <w:tr>
-        <w:tblPrEx>
-          <w:tblCellMar>
-            <w:top w:w="0" w:type="dxa"/>
-            <w:bottom w:w="0" w:type="dxa"/>
-          </w:tblCellMar>
-        </w:tblPrEx>
         <w:tc>
           <w:tcPr>
             <w:tcW w:w="2500" w:type="dxa"/>
@@ -4040,12 +3896,6 @@
         <w:gridCol w:w="4526"/>
       </w:tblGrid>
       <w:tr>
-        <w:tblPrEx>
-          <w:tblCellMar>
-            <w:top w:w="0" w:type="dxa"/>
-            <w:bottom w:w="0" w:type="dxa"/>
-          </w:tblCellMar>
-        </w:tblPrEx>
         <w:trPr>
           <w:tblHeader/>
         </w:trPr>
@@ -4165,12 +4015,6 @@
         </w:tc>
       </w:tr>
       <w:tr>
-        <w:tblPrEx>
-          <w:tblCellMar>
-            <w:top w:w="0" w:type="dxa"/>
-            <w:bottom w:w="0" w:type="dxa"/>
-          </w:tblCellMar>
-        </w:tblPrEx>
         <w:tc>
           <w:tcPr>
             <w:tcW w:w="2500" w:type="dxa"/>
@@ -4274,12 +4118,6 @@
         </w:tc>
       </w:tr>
       <w:tr>
-        <w:tblPrEx>
-          <w:tblCellMar>
-            <w:top w:w="0" w:type="dxa"/>
-            <w:bottom w:w="0" w:type="dxa"/>
-          </w:tblCellMar>
-        </w:tblPrEx>
         <w:tc>
           <w:tcPr>
             <w:tcW w:w="2500" w:type="dxa"/>
@@ -4383,12 +4221,6 @@
         </w:tc>
       </w:tr>
       <w:tr>
-        <w:tblPrEx>
-          <w:tblCellMar>
-            <w:top w:w="0" w:type="dxa"/>
-            <w:bottom w:w="0" w:type="dxa"/>
-          </w:tblCellMar>
-        </w:tblPrEx>
         <w:tc>
           <w:tcPr>
             <w:tcW w:w="2500" w:type="dxa"/>
@@ -4492,12 +4324,6 @@
         </w:tc>
       </w:tr>
       <w:tr>
-        <w:tblPrEx>
-          <w:tblCellMar>
-            <w:top w:w="0" w:type="dxa"/>
-            <w:bottom w:w="0" w:type="dxa"/>
-          </w:tblCellMar>
-        </w:tblPrEx>
         <w:tc>
           <w:tcPr>
             <w:tcW w:w="2500" w:type="dxa"/>
@@ -4601,12 +4427,6 @@
         </w:tc>
       </w:tr>
       <w:tr>
-        <w:tblPrEx>
-          <w:tblCellMar>
-            <w:top w:w="0" w:type="dxa"/>
-            <w:bottom w:w="0" w:type="dxa"/>
-          </w:tblCellMar>
-        </w:tblPrEx>
         <w:tc>
           <w:tcPr>
             <w:tcW w:w="2500" w:type="dxa"/>
@@ -4710,12 +4530,6 @@
         </w:tc>
       </w:tr>
       <w:tr>
-        <w:tblPrEx>
-          <w:tblCellMar>
-            <w:top w:w="0" w:type="dxa"/>
-            <w:bottom w:w="0" w:type="dxa"/>
-          </w:tblCellMar>
-        </w:tblPrEx>
         <w:tc>
           <w:tcPr>
             <w:tcW w:w="2500" w:type="dxa"/>
@@ -4869,12 +4683,6 @@
         <w:gridCol w:w="4526"/>
       </w:tblGrid>
       <w:tr>
-        <w:tblPrEx>
-          <w:tblCellMar>
-            <w:top w:w="0" w:type="dxa"/>
-            <w:bottom w:w="0" w:type="dxa"/>
-          </w:tblCellMar>
-        </w:tblPrEx>
         <w:trPr>
           <w:tblHeader/>
         </w:trPr>
@@ -4994,12 +4802,6 @@
         </w:tc>
       </w:tr>
       <w:tr>
-        <w:tblPrEx>
-          <w:tblCellMar>
-            <w:top w:w="0" w:type="dxa"/>
-            <w:bottom w:w="0" w:type="dxa"/>
-          </w:tblCellMar>
-        </w:tblPrEx>
         <w:tc>
           <w:tcPr>
             <w:tcW w:w="2500" w:type="dxa"/>
@@ -5103,12 +4905,6 @@
         </w:tc>
       </w:tr>
       <w:tr>
-        <w:tblPrEx>
-          <w:tblCellMar>
-            <w:top w:w="0" w:type="dxa"/>
-            <w:bottom w:w="0" w:type="dxa"/>
-          </w:tblCellMar>
-        </w:tblPrEx>
         <w:tc>
           <w:tcPr>
             <w:tcW w:w="2500" w:type="dxa"/>
@@ -5212,12 +5008,6 @@
         </w:tc>
       </w:tr>
       <w:tr>
-        <w:tblPrEx>
-          <w:tblCellMar>
-            <w:top w:w="0" w:type="dxa"/>
-            <w:bottom w:w="0" w:type="dxa"/>
-          </w:tblCellMar>
-        </w:tblPrEx>
         <w:tc>
           <w:tcPr>
             <w:tcW w:w="2500" w:type="dxa"/>
@@ -5321,12 +5111,6 @@
         </w:tc>
       </w:tr>
       <w:tr>
-        <w:tblPrEx>
-          <w:tblCellMar>
-            <w:top w:w="0" w:type="dxa"/>
-            <w:bottom w:w="0" w:type="dxa"/>
-          </w:tblCellMar>
-        </w:tblPrEx>
         <w:tc>
           <w:tcPr>
             <w:tcW w:w="2500" w:type="dxa"/>
@@ -5430,12 +5214,6 @@
         </w:tc>
       </w:tr>
       <w:tr>
-        <w:tblPrEx>
-          <w:tblCellMar>
-            <w:top w:w="0" w:type="dxa"/>
-            <w:bottom w:w="0" w:type="dxa"/>
-          </w:tblCellMar>
-        </w:tblPrEx>
         <w:tc>
           <w:tcPr>
             <w:tcW w:w="2500" w:type="dxa"/>
@@ -5539,12 +5317,6 @@
         </w:tc>
       </w:tr>
       <w:tr>
-        <w:tblPrEx>
-          <w:tblCellMar>
-            <w:top w:w="0" w:type="dxa"/>
-            <w:bottom w:w="0" w:type="dxa"/>
-          </w:tblCellMar>
-        </w:tblPrEx>
         <w:tc>
           <w:tcPr>
             <w:tcW w:w="2500" w:type="dxa"/>
@@ -5708,12 +5480,6 @@
         <w:gridCol w:w="4526"/>
       </w:tblGrid>
       <w:tr>
-        <w:tblPrEx>
-          <w:tblCellMar>
-            <w:top w:w="0" w:type="dxa"/>
-            <w:bottom w:w="0" w:type="dxa"/>
-          </w:tblCellMar>
-        </w:tblPrEx>
         <w:trPr>
           <w:tblHeader/>
         </w:trPr>
@@ -5833,12 +5599,6 @@
         </w:tc>
       </w:tr>
       <w:tr>
-        <w:tblPrEx>
-          <w:tblCellMar>
-            <w:top w:w="0" w:type="dxa"/>
-            <w:bottom w:w="0" w:type="dxa"/>
-          </w:tblCellMar>
-        </w:tblPrEx>
         <w:tc>
           <w:tcPr>
             <w:tcW w:w="2500" w:type="dxa"/>
@@ -5942,12 +5702,6 @@
         </w:tc>
       </w:tr>
       <w:tr>
-        <w:tblPrEx>
-          <w:tblCellMar>
-            <w:top w:w="0" w:type="dxa"/>
-            <w:bottom w:w="0" w:type="dxa"/>
-          </w:tblCellMar>
-        </w:tblPrEx>
         <w:tc>
           <w:tcPr>
             <w:tcW w:w="2500" w:type="dxa"/>
@@ -6051,12 +5805,6 @@
         </w:tc>
       </w:tr>
       <w:tr>
-        <w:tblPrEx>
-          <w:tblCellMar>
-            <w:top w:w="0" w:type="dxa"/>
-            <w:bottom w:w="0" w:type="dxa"/>
-          </w:tblCellMar>
-        </w:tblPrEx>
         <w:tc>
           <w:tcPr>
             <w:tcW w:w="2500" w:type="dxa"/>
@@ -6160,12 +5908,6 @@
         </w:tc>
       </w:tr>
       <w:tr>
-        <w:tblPrEx>
-          <w:tblCellMar>
-            <w:top w:w="0" w:type="dxa"/>
-            <w:bottom w:w="0" w:type="dxa"/>
-          </w:tblCellMar>
-        </w:tblPrEx>
         <w:tc>
           <w:tcPr>
             <w:tcW w:w="2500" w:type="dxa"/>
@@ -6269,12 +6011,6 @@
         </w:tc>
       </w:tr>
       <w:tr>
-        <w:tblPrEx>
-          <w:tblCellMar>
-            <w:top w:w="0" w:type="dxa"/>
-            <w:bottom w:w="0" w:type="dxa"/>
-          </w:tblCellMar>
-        </w:tblPrEx>
         <w:tc>
           <w:tcPr>
             <w:tcW w:w="2500" w:type="dxa"/>
@@ -8001,12 +7737,6 @@
         <w:gridCol w:w="5826"/>
       </w:tblGrid>
       <w:tr>
-        <w:tblPrEx>
-          <w:tblCellMar>
-            <w:top w:w="0" w:type="dxa"/>
-            <w:bottom w:w="0" w:type="dxa"/>
-          </w:tblCellMar>
-        </w:tblPrEx>
         <w:trPr>
           <w:tblHeader/>
         </w:trPr>
@@ -8088,12 +7818,6 @@
         </w:tc>
       </w:tr>
       <w:tr>
-        <w:tblPrEx>
-          <w:tblCellMar>
-            <w:top w:w="0" w:type="dxa"/>
-            <w:bottom w:w="0" w:type="dxa"/>
-          </w:tblCellMar>
-        </w:tblPrEx>
         <w:tc>
           <w:tcPr>
             <w:tcW w:w="3200" w:type="dxa"/>
@@ -8208,12 +7932,6 @@
         </w:tc>
       </w:tr>
       <w:tr>
-        <w:tblPrEx>
-          <w:tblCellMar>
-            <w:top w:w="0" w:type="dxa"/>
-            <w:bottom w:w="0" w:type="dxa"/>
-          </w:tblCellMar>
-        </w:tblPrEx>
         <w:tc>
           <w:tcPr>
             <w:tcW w:w="3200" w:type="dxa"/>
@@ -8345,12 +8063,6 @@
         </w:tc>
       </w:tr>
       <w:tr>
-        <w:tblPrEx>
-          <w:tblCellMar>
-            <w:top w:w="0" w:type="dxa"/>
-            <w:bottom w:w="0" w:type="dxa"/>
-          </w:tblCellMar>
-        </w:tblPrEx>
         <w:tc>
           <w:tcPr>
             <w:tcW w:w="3200" w:type="dxa"/>
@@ -8502,12 +8214,6 @@
         </w:tc>
       </w:tr>
       <w:tr>
-        <w:tblPrEx>
-          <w:tblCellMar>
-            <w:top w:w="0" w:type="dxa"/>
-            <w:bottom w:w="0" w:type="dxa"/>
-          </w:tblCellMar>
-        </w:tblPrEx>
         <w:tc>
           <w:tcPr>
             <w:tcW w:w="3200" w:type="dxa"/>
@@ -8639,12 +8345,6 @@
         </w:tc>
       </w:tr>
       <w:tr>
-        <w:tblPrEx>
-          <w:tblCellMar>
-            <w:top w:w="0" w:type="dxa"/>
-            <w:bottom w:w="0" w:type="dxa"/>
-          </w:tblCellMar>
-        </w:tblPrEx>
         <w:tc>
           <w:tcPr>
             <w:tcW w:w="3200" w:type="dxa"/>
@@ -8741,12 +8441,6 @@
         </w:tc>
       </w:tr>
       <w:tr>
-        <w:tblPrEx>
-          <w:tblCellMar>
-            <w:top w:w="0" w:type="dxa"/>
-            <w:bottom w:w="0" w:type="dxa"/>
-          </w:tblCellMar>
-        </w:tblPrEx>
         <w:tc>
           <w:tcPr>
             <w:tcW w:w="3200" w:type="dxa"/>
@@ -8878,12 +8572,6 @@
         </w:tc>
       </w:tr>
       <w:tr>
-        <w:tblPrEx>
-          <w:tblCellMar>
-            <w:top w:w="0" w:type="dxa"/>
-            <w:bottom w:w="0" w:type="dxa"/>
-          </w:tblCellMar>
-        </w:tblPrEx>
         <w:tc>
           <w:tcPr>
             <w:tcW w:w="3200" w:type="dxa"/>
@@ -8980,12 +8668,6 @@
         </w:tc>
       </w:tr>
       <w:tr>
-        <w:tblPrEx>
-          <w:tblCellMar>
-            <w:top w:w="0" w:type="dxa"/>
-            <w:bottom w:w="0" w:type="dxa"/>
-          </w:tblCellMar>
-        </w:tblPrEx>
         <w:tc>
           <w:tcPr>
             <w:tcW w:w="3200" w:type="dxa"/>
@@ -9128,12 +8810,6 @@
         </w:tc>
       </w:tr>
       <w:tr>
-        <w:tblPrEx>
-          <w:tblCellMar>
-            <w:top w:w="0" w:type="dxa"/>
-            <w:bottom w:w="0" w:type="dxa"/>
-          </w:tblCellMar>
-        </w:tblPrEx>
         <w:tc>
           <w:tcPr>
             <w:tcW w:w="3200" w:type="dxa"/>
@@ -9234,12 +8910,6 @@
         </w:tc>
       </w:tr>
       <w:tr>
-        <w:tblPrEx>
-          <w:tblCellMar>
-            <w:top w:w="0" w:type="dxa"/>
-            <w:bottom w:w="0" w:type="dxa"/>
-          </w:tblCellMar>
-        </w:tblPrEx>
         <w:tc>
           <w:tcPr>
             <w:tcW w:w="3200" w:type="dxa"/>
@@ -9318,12 +8988,6 @@
         </w:tc>
       </w:tr>
       <w:tr>
-        <w:tblPrEx>
-          <w:tblCellMar>
-            <w:top w:w="0" w:type="dxa"/>
-            <w:bottom w:w="0" w:type="dxa"/>
-          </w:tblCellMar>
-        </w:tblPrEx>
         <w:tc>
           <w:tcPr>
             <w:tcW w:w="3200" w:type="dxa"/>
@@ -9435,12 +9099,6 @@
         </w:tc>
       </w:tr>
       <w:tr>
-        <w:tblPrEx>
-          <w:tblCellMar>
-            <w:top w:w="0" w:type="dxa"/>
-            <w:bottom w:w="0" w:type="dxa"/>
-          </w:tblCellMar>
-        </w:tblPrEx>
         <w:tc>
           <w:tcPr>
             <w:tcW w:w="3200" w:type="dxa"/>
@@ -9541,12 +9199,6 @@
         </w:tc>
       </w:tr>
       <w:tr>
-        <w:tblPrEx>
-          <w:tblCellMar>
-            <w:top w:w="0" w:type="dxa"/>
-            <w:bottom w:w="0" w:type="dxa"/>
-          </w:tblCellMar>
-        </w:tblPrEx>
         <w:tc>
           <w:tcPr>
             <w:tcW w:w="3200" w:type="dxa"/>
@@ -9625,12 +9277,6 @@
         </w:tc>
       </w:tr>
       <w:tr>
-        <w:tblPrEx>
-          <w:tblCellMar>
-            <w:top w:w="0" w:type="dxa"/>
-            <w:bottom w:w="0" w:type="dxa"/>
-          </w:tblCellMar>
-        </w:tblPrEx>
         <w:tc>
           <w:tcPr>
             <w:tcW w:w="3200" w:type="dxa"/>
@@ -9742,12 +9388,6 @@
         </w:tc>
       </w:tr>
       <w:tr>
-        <w:tblPrEx>
-          <w:tblCellMar>
-            <w:top w:w="0" w:type="dxa"/>
-            <w:bottom w:w="0" w:type="dxa"/>
-          </w:tblCellMar>
-        </w:tblPrEx>
         <w:tc>
           <w:tcPr>
             <w:tcW w:w="3200" w:type="dxa"/>
@@ -9920,12 +9560,6 @@
         </w:tc>
       </w:tr>
       <w:tr>
-        <w:tblPrEx>
-          <w:tblCellMar>
-            <w:top w:w="0" w:type="dxa"/>
-            <w:bottom w:w="0" w:type="dxa"/>
-          </w:tblCellMar>
-        </w:tblPrEx>
         <w:tc>
           <w:tcPr>
             <w:tcW w:w="3200" w:type="dxa"/>
@@ -10068,12 +9702,6 @@
         </w:tc>
       </w:tr>
       <w:tr>
-        <w:tblPrEx>
-          <w:tblCellMar>
-            <w:top w:w="0" w:type="dxa"/>
-            <w:bottom w:w="0" w:type="dxa"/>
-          </w:tblCellMar>
-        </w:tblPrEx>
         <w:tc>
           <w:tcPr>
             <w:tcW w:w="3200" w:type="dxa"/>
@@ -10216,12 +9844,6 @@
         </w:tc>
       </w:tr>
       <w:tr>
-        <w:tblPrEx>
-          <w:tblCellMar>
-            <w:top w:w="0" w:type="dxa"/>
-            <w:bottom w:w="0" w:type="dxa"/>
-          </w:tblCellMar>
-        </w:tblPrEx>
         <w:tc>
           <w:tcPr>
             <w:tcW w:w="3200" w:type="dxa"/>
@@ -10348,12 +9970,6 @@
         </w:tc>
       </w:tr>
       <w:tr>
-        <w:tblPrEx>
-          <w:tblCellMar>
-            <w:top w:w="0" w:type="dxa"/>
-            <w:bottom w:w="0" w:type="dxa"/>
-          </w:tblCellMar>
-        </w:tblPrEx>
         <w:tc>
           <w:tcPr>
             <w:tcW w:w="3200" w:type="dxa"/>
@@ -11454,12 +11070,6 @@
         <w:gridCol w:w="3626"/>
       </w:tblGrid>
       <w:tr>
-        <w:tblPrEx>
-          <w:tblCellMar>
-            <w:top w:w="0" w:type="dxa"/>
-            <w:bottom w:w="0" w:type="dxa"/>
-          </w:tblCellMar>
-        </w:tblPrEx>
         <w:trPr>
           <w:tblHeader/>
         </w:trPr>
@@ -11579,12 +11189,6 @@
         </w:tc>
       </w:tr>
       <w:tr>
-        <w:tblPrEx>
-          <w:tblCellMar>
-            <w:top w:w="0" w:type="dxa"/>
-            <w:bottom w:w="0" w:type="dxa"/>
-          </w:tblCellMar>
-        </w:tblPrEx>
         <w:tc>
           <w:tcPr>
             <w:tcW w:w="2200" w:type="dxa"/>
@@ -11686,12 +11290,6 @@
         </w:tc>
       </w:tr>
       <w:tr>
-        <w:tblPrEx>
-          <w:tblCellMar>
-            <w:top w:w="0" w:type="dxa"/>
-            <w:bottom w:w="0" w:type="dxa"/>
-          </w:tblCellMar>
-        </w:tblPrEx>
         <w:tc>
           <w:tcPr>
             <w:tcW w:w="2200" w:type="dxa"/>
@@ -11823,12 +11421,6 @@
         </w:tc>
       </w:tr>
       <w:tr>
-        <w:tblPrEx>
-          <w:tblCellMar>
-            <w:top w:w="0" w:type="dxa"/>
-            <w:bottom w:w="0" w:type="dxa"/>
-          </w:tblCellMar>
-        </w:tblPrEx>
         <w:tc>
           <w:tcPr>
             <w:tcW w:w="2200" w:type="dxa"/>
@@ -11958,12 +11550,6 @@
         </w:tc>
       </w:tr>
       <w:tr>
-        <w:tblPrEx>
-          <w:tblCellMar>
-            <w:top w:w="0" w:type="dxa"/>
-            <w:bottom w:w="0" w:type="dxa"/>
-          </w:tblCellMar>
-        </w:tblPrEx>
         <w:tc>
           <w:tcPr>
             <w:tcW w:w="2200" w:type="dxa"/>
@@ -12093,12 +11679,6 @@
         </w:tc>
       </w:tr>
       <w:tr>
-        <w:tblPrEx>
-          <w:tblCellMar>
-            <w:top w:w="0" w:type="dxa"/>
-            <w:bottom w:w="0" w:type="dxa"/>
-          </w:tblCellMar>
-        </w:tblPrEx>
         <w:tc>
           <w:tcPr>
             <w:tcW w:w="2200" w:type="dxa"/>
@@ -12242,12 +11822,6 @@
         </w:tc>
       </w:tr>
       <w:tr>
-        <w:tblPrEx>
-          <w:tblCellMar>
-            <w:top w:w="0" w:type="dxa"/>
-            <w:bottom w:w="0" w:type="dxa"/>
-          </w:tblCellMar>
-        </w:tblPrEx>
         <w:tc>
           <w:tcPr>
             <w:tcW w:w="2200" w:type="dxa"/>
@@ -12391,12 +11965,6 @@
         </w:tc>
       </w:tr>
       <w:tr>
-        <w:tblPrEx>
-          <w:tblCellMar>
-            <w:top w:w="0" w:type="dxa"/>
-            <w:bottom w:w="0" w:type="dxa"/>
-          </w:tblCellMar>
-        </w:tblPrEx>
         <w:tc>
           <w:tcPr>
             <w:tcW w:w="2200" w:type="dxa"/>
@@ -13133,12 +12701,6 @@
         <w:gridCol w:w="3826"/>
       </w:tblGrid>
       <w:tr>
-        <w:tblPrEx>
-          <w:tblCellMar>
-            <w:top w:w="0" w:type="dxa"/>
-            <w:bottom w:w="0" w:type="dxa"/>
-          </w:tblCellMar>
-        </w:tblPrEx>
         <w:trPr>
           <w:tblHeader/>
         </w:trPr>
@@ -13258,12 +12820,6 @@
         </w:tc>
       </w:tr>
       <w:tr>
-        <w:tblPrEx>
-          <w:tblCellMar>
-            <w:top w:w="0" w:type="dxa"/>
-            <w:bottom w:w="0" w:type="dxa"/>
-          </w:tblCellMar>
-        </w:tblPrEx>
         <w:tc>
           <w:tcPr>
             <w:tcW w:w="2000" w:type="dxa"/>
@@ -13387,12 +12943,6 @@
         </w:tc>
       </w:tr>
       <w:tr>
-        <w:tblPrEx>
-          <w:tblCellMar>
-            <w:top w:w="0" w:type="dxa"/>
-            <w:bottom w:w="0" w:type="dxa"/>
-          </w:tblCellMar>
-        </w:tblPrEx>
         <w:tc>
           <w:tcPr>
             <w:tcW w:w="2000" w:type="dxa"/>
@@ -13538,12 +13088,6 @@
         </w:tc>
       </w:tr>
       <w:tr>
-        <w:tblPrEx>
-          <w:tblCellMar>
-            <w:top w:w="0" w:type="dxa"/>
-            <w:bottom w:w="0" w:type="dxa"/>
-          </w:tblCellMar>
-        </w:tblPrEx>
         <w:tc>
           <w:tcPr>
             <w:tcW w:w="2000" w:type="dxa"/>
@@ -13689,12 +13233,6 @@
         </w:tc>
       </w:tr>
       <w:tr>
-        <w:tblPrEx>
-          <w:tblCellMar>
-            <w:top w:w="0" w:type="dxa"/>
-            <w:bottom w:w="0" w:type="dxa"/>
-          </w:tblCellMar>
-        </w:tblPrEx>
         <w:tc>
           <w:tcPr>
             <w:tcW w:w="2000" w:type="dxa"/>
@@ -13906,12 +13444,6 @@
         <w:gridCol w:w="6526"/>
       </w:tblGrid>
       <w:tr>
-        <w:tblPrEx>
-          <w:tblCellMar>
-            <w:top w:w="0" w:type="dxa"/>
-            <w:bottom w:w="0" w:type="dxa"/>
-          </w:tblCellMar>
-        </w:tblPrEx>
         <w:trPr>
           <w:tblHeader/>
         </w:trPr>
@@ -13993,12 +13525,6 @@
         </w:tc>
       </w:tr>
       <w:tr>
-        <w:tblPrEx>
-          <w:tblCellMar>
-            <w:top w:w="0" w:type="dxa"/>
-            <w:bottom w:w="0" w:type="dxa"/>
-          </w:tblCellMar>
-        </w:tblPrEx>
         <w:tc>
           <w:tcPr>
             <w:tcW w:w="2500" w:type="dxa"/>
@@ -14069,12 +13595,6 @@
         </w:tc>
       </w:tr>
       <w:tr>
-        <w:tblPrEx>
-          <w:tblCellMar>
-            <w:top w:w="0" w:type="dxa"/>
-            <w:bottom w:w="0" w:type="dxa"/>
-          </w:tblCellMar>
-        </w:tblPrEx>
         <w:tc>
           <w:tcPr>
             <w:tcW w:w="2500" w:type="dxa"/>
@@ -14415,14 +13935,6 @@
     </w:p>
     <w:p>
       <w:pPr>
-        <w:spacing w:before="80"/>
-        <w:rPr>
-          <w:rFonts w:ascii="Segoe UI" w:hAnsi="Segoe UI" w:cs="Segoe UI"/>
-        </w:rPr>
-      </w:pPr>
-    </w:p>
-    <w:p>
-      <w:pPr>
         <w:spacing w:before="120" w:after="120"/>
         <w:jc w:val="center"/>
         <w:rPr>
@@ -14434,11 +13946,10 @@
           <w:rFonts w:ascii="Segoe UI" w:hAnsi="Segoe UI" w:cs="Segoe UI"/>
           <w:noProof/>
         </w:rPr>
-        <w:lastRenderedPageBreak/>
         <w:drawing>
-          <wp:inline distT="0" distB="0" distL="0" distR="0" wp14:anchorId="5CDE0657" wp14:editId="4CA62FA4">
-            <wp:extent cx="4953000" cy="4724400"/>
-            <wp:effectExtent l="0" t="0" r="0" b="0"/>
+          <wp:inline distT="0" distB="0" distL="0" distR="0" wp14:anchorId="5CDE0657" wp14:editId="2594BE25">
+            <wp:extent cx="4282440" cy="4084789"/>
+            <wp:effectExtent l="0" t="0" r="3810" b="0"/>
             <wp:docPr id="49232762" name="Imagen 49232762"/>
             <wp:cNvGraphicFramePr>
               <a:graphicFrameLocks xmlns:a="http://schemas.openxmlformats.org/drawingml/2006/main" noChangeAspect="1"/>
@@ -14462,7 +13973,7 @@
                   <pic:spPr bwMode="auto">
                     <a:xfrm>
                       <a:off x="0" y="0"/>
-                      <a:ext cx="4953000" cy="4724400"/>
+                      <a:ext cx="4285507" cy="4087714"/>
                     </a:xfrm>
                     <a:prstGeom prst="rect">
                       <a:avLst/>
@@ -14540,9 +14051,9 @@
         </w:rPr>
         <w:lastRenderedPageBreak/>
         <w:drawing>
-          <wp:inline distT="0" distB="0" distL="0" distR="0" wp14:anchorId="1E7E8B6F" wp14:editId="77B7E787">
-            <wp:extent cx="4953000" cy="3657600"/>
-            <wp:effectExtent l="0" t="0" r="0" b="0"/>
+          <wp:inline distT="0" distB="0" distL="0" distR="0" wp14:anchorId="1E7E8B6F" wp14:editId="2F1BF068">
+            <wp:extent cx="4953000" cy="2948940"/>
+            <wp:effectExtent l="0" t="0" r="0" b="3810"/>
             <wp:docPr id="959300662" name="Imagen 959300662"/>
             <wp:cNvGraphicFramePr>
               <a:graphicFrameLocks xmlns:a="http://schemas.openxmlformats.org/drawingml/2006/main" noChangeAspect="1"/>
@@ -14556,9 +14067,9 @@
                       <a:picLocks noChangeAspect="1" noChangeArrowheads="1"/>
                     </pic:cNvPicPr>
                   </pic:nvPicPr>
-                  <pic:blipFill>
+                  <pic:blipFill rotWithShape="1">
                     <a:blip r:embed="rId19"/>
-                    <a:srcRect/>
+                    <a:srcRect b="19375"/>
                     <a:stretch>
                       <a:fillRect/>
                     </a:stretch>
@@ -14566,11 +14077,19 @@
                   <pic:spPr bwMode="auto">
                     <a:xfrm>
                       <a:off x="0" y="0"/>
-                      <a:ext cx="4953000" cy="3657600"/>
+                      <a:ext cx="4953000" cy="2948940"/>
                     </a:xfrm>
                     <a:prstGeom prst="rect">
                       <a:avLst/>
                     </a:prstGeom>
+                    <a:ln>
+                      <a:noFill/>
+                    </a:ln>
+                    <a:extLst>
+                      <a:ext uri="{53640926-AAD7-44D8-BBD7-CCE9431645EC}">
+                        <a14:shadowObscured xmlns:a14="http://schemas.microsoft.com/office/drawing/2010/main"/>
+                      </a:ext>
+                    </a:extLst>
                   </pic:spPr>
                 </pic:pic>
               </a:graphicData>
@@ -14943,7 +14462,6 @@
           <w:b/>
           <w:bCs/>
         </w:rPr>
-        <w:lastRenderedPageBreak/>
         <w:t xml:space="preserve">Relación entre partidos y goles: </w:t>
       </w:r>
     </w:p>
@@ -15071,46 +14589,1039 @@
     </w:p>
     <w:p>
       <w:pPr>
-        <w:spacing w:before="240"/>
-        <w:rPr>
-          <w:rFonts w:ascii="Segoe UI" w:hAnsi="Segoe UI" w:cs="Segoe UI"/>
-        </w:rPr>
-      </w:pPr>
-    </w:p>
-    <w:p>
-      <w:pPr>
+        <w:pStyle w:val="Ttulo1"/>
+        <w:rPr>
+          <w:rFonts w:ascii="Segoe UI" w:hAnsi="Segoe UI" w:cs="Segoe UI"/>
+        </w:rPr>
+      </w:pPr>
+      <w:r>
+        <w:rPr>
+          <w:rFonts w:ascii="Segoe UI" w:hAnsi="Segoe UI" w:cs="Segoe UI"/>
+        </w:rPr>
+        <w:t>Anexo - Dificultades Encontradas</w:t>
+      </w:r>
+    </w:p>
+    <w:p>
+      <w:pPr>
+        <w:pStyle w:val="Ttulo2"/>
+        <w:ind w:left="708" w:hanging="708"/>
+        <w:rPr>
+          <w:rFonts w:ascii="Segoe UI" w:hAnsi="Segoe UI" w:cs="Segoe UI"/>
+        </w:rPr>
+      </w:pPr>
+      <w:r>
+        <w:rPr>
+          <w:rFonts w:ascii="Segoe UI" w:hAnsi="Segoe UI" w:cs="Segoe UI"/>
+        </w:rPr>
+        <w:t>Fallos en SSIS al cargar las Jornadas</w:t>
+      </w:r>
+    </w:p>
+    <w:p>
+      <w:pPr>
+        <w:spacing w:before="80" w:after="80" w:line="300" w:lineRule="auto"/>
+        <w:jc w:val="both"/>
+        <w:rPr>
+          <w:rFonts w:ascii="Segoe UI" w:hAnsi="Segoe UI" w:cs="Segoe UI"/>
+        </w:rPr>
+      </w:pPr>
+      <w:r>
+        <w:rPr>
+          <w:rFonts w:ascii="Segoe UI" w:hAnsi="Segoe UI" w:cs="Segoe UI"/>
+        </w:rPr>
+        <w:t xml:space="preserve">El flujo de control en Visual Studio no insertaba los datos en la tabla de destino </w:t>
+      </w:r>
+      <w:r>
+        <w:rPr>
+          <w:rFonts w:ascii="Segoe UI" w:hAnsi="Segoe UI" w:cs="Segoe UI"/>
+        </w:rPr>
+        <w:t>“</w:t>
+      </w:r>
+      <w:r>
+        <w:rPr>
+          <w:rFonts w:ascii="Segoe UI" w:hAnsi="Segoe UI" w:cs="Segoe UI"/>
+        </w:rPr>
+        <w:t>jornadas</w:t>
+      </w:r>
+      <w:r>
+        <w:rPr>
+          <w:rFonts w:ascii="Segoe UI" w:hAnsi="Segoe UI" w:cs="Segoe UI"/>
+        </w:rPr>
+        <w:t>”</w:t>
+      </w:r>
+      <w:r>
+        <w:rPr>
+          <w:rFonts w:ascii="Segoe UI" w:hAnsi="Segoe UI" w:cs="Segoe UI"/>
+        </w:rPr>
+        <w:t xml:space="preserve"> de la base de datos </w:t>
+      </w:r>
+      <w:proofErr w:type="spellStart"/>
+      <w:r>
+        <w:rPr>
+          <w:rFonts w:ascii="Segoe UI" w:hAnsi="Segoe UI" w:cs="Segoe UI"/>
+        </w:rPr>
+        <w:t>Futbol_DW</w:t>
+      </w:r>
+      <w:proofErr w:type="spellEnd"/>
+      <w:r>
+        <w:rPr>
+          <w:rFonts w:ascii="Segoe UI" w:hAnsi="Segoe UI" w:cs="Segoe UI"/>
+        </w:rPr>
+        <w:t>. El flujo se interrumpía por errores de mapeo o conversión.</w:t>
+      </w:r>
+    </w:p>
+    <w:p>
+      <w:pPr>
+        <w:spacing w:before="80" w:after="80" w:line="300" w:lineRule="auto"/>
+        <w:jc w:val="both"/>
+        <w:rPr>
+          <w:rFonts w:ascii="Segoe UI" w:hAnsi="Segoe UI" w:cs="Segoe UI"/>
+        </w:rPr>
+      </w:pPr>
+      <w:r>
+        <w:rPr>
+          <w:rFonts w:ascii="Segoe UI" w:hAnsi="Segoe UI" w:cs="Segoe UI"/>
+        </w:rPr>
+        <w:t>Para solucionarlo s</w:t>
+      </w:r>
+      <w:r>
+        <w:rPr>
+          <w:rFonts w:ascii="Segoe UI" w:hAnsi="Segoe UI" w:cs="Segoe UI"/>
+        </w:rPr>
+        <w:t>e depuró el paquete ETL paso a paso para corregir el componente OLE DB y los tipos de datos. Se verificó con SSMS mediante sentencias `SELECT` que los registros se consolidaran correctamente.</w:t>
+      </w:r>
+    </w:p>
+    <w:p>
+      <w:pPr>
+        <w:pStyle w:val="Ttulo2"/>
+        <w:rPr>
+          <w:rFonts w:ascii="Segoe UI" w:hAnsi="Segoe UI" w:cs="Segoe UI"/>
+        </w:rPr>
+      </w:pPr>
+      <w:r>
+        <w:rPr>
+          <w:rFonts w:ascii="Segoe UI" w:hAnsi="Segoe UI" w:cs="Segoe UI"/>
+        </w:rPr>
+        <w:t xml:space="preserve">Error al procesar la Dimensión de Tiempo </w:t>
+      </w:r>
+    </w:p>
+    <w:p>
+      <w:pPr>
+        <w:spacing w:before="80" w:after="80" w:line="300" w:lineRule="auto"/>
+        <w:jc w:val="both"/>
+        <w:rPr>
+          <w:rFonts w:ascii="Segoe UI" w:hAnsi="Segoe UI" w:cs="Segoe UI"/>
+        </w:rPr>
+      </w:pPr>
+      <w:r>
+        <w:rPr>
+          <w:rFonts w:ascii="Segoe UI" w:hAnsi="Segoe UI" w:cs="Segoe UI"/>
+        </w:rPr>
+        <w:t xml:space="preserve">El cubo de </w:t>
+      </w:r>
+      <w:proofErr w:type="spellStart"/>
+      <w:r>
+        <w:rPr>
+          <w:rFonts w:ascii="Segoe UI" w:hAnsi="Segoe UI" w:cs="Segoe UI"/>
+        </w:rPr>
+        <w:t>Analysis</w:t>
+      </w:r>
+      <w:proofErr w:type="spellEnd"/>
+      <w:r>
+        <w:rPr>
+          <w:rFonts w:ascii="Segoe UI" w:hAnsi="Segoe UI" w:cs="Segoe UI"/>
+        </w:rPr>
+        <w:t xml:space="preserve"> </w:t>
+      </w:r>
+      <w:proofErr w:type="spellStart"/>
+      <w:r>
+        <w:rPr>
+          <w:rFonts w:ascii="Segoe UI" w:hAnsi="Segoe UI" w:cs="Segoe UI"/>
+        </w:rPr>
+        <w:t>Services</w:t>
+      </w:r>
+      <w:proofErr w:type="spellEnd"/>
+      <w:r>
+        <w:rPr>
+          <w:rFonts w:ascii="Segoe UI" w:hAnsi="Segoe UI" w:cs="Segoe UI"/>
+        </w:rPr>
+        <w:t xml:space="preserve"> (SSAS) fallaba al procesarse debido a claves duplicadas y relaciones de atributos mal enlazadas en la dimensión de tiempo.</w:t>
+      </w:r>
+    </w:p>
+    <w:p>
+      <w:pPr>
+        <w:spacing w:before="80" w:after="80" w:line="300" w:lineRule="auto"/>
+        <w:jc w:val="both"/>
+        <w:rPr>
+          <w:rFonts w:ascii="Segoe UI" w:hAnsi="Segoe UI" w:cs="Segoe UI"/>
+        </w:rPr>
+      </w:pPr>
+      <w:r>
+        <w:rPr>
+          <w:rFonts w:ascii="Segoe UI" w:hAnsi="Segoe UI" w:cs="Segoe UI"/>
+        </w:rPr>
+        <w:t>Como solución se</w:t>
+      </w:r>
+      <w:r>
+        <w:rPr>
+          <w:rFonts w:ascii="Segoe UI" w:hAnsi="Segoe UI" w:cs="Segoe UI"/>
+        </w:rPr>
+        <w:t xml:space="preserve"> rediseñó la estructura de las relaciones de atributos en el diseñador de dimensiones, asegurando claves de negocio únicas para cada nivel y permitiendo un procesamiento limpio.</w:t>
+      </w:r>
+    </w:p>
+    <w:p>
+      <w:pPr>
+        <w:pStyle w:val="Ttulo2"/>
+        <w:rPr>
+          <w:rFonts w:ascii="Segoe UI" w:hAnsi="Segoe UI" w:cs="Segoe UI"/>
+        </w:rPr>
+      </w:pPr>
+      <w:r>
+        <w:rPr>
+          <w:rFonts w:ascii="Segoe UI" w:hAnsi="Segoe UI" w:cs="Segoe UI"/>
+        </w:rPr>
+        <w:t>Ordenación alfabética e incorrecta de los Meses</w:t>
+      </w:r>
+    </w:p>
+    <w:p>
+      <w:pPr>
+        <w:spacing w:before="80" w:after="80" w:line="300" w:lineRule="auto"/>
+        <w:jc w:val="both"/>
+        <w:rPr>
+          <w:rFonts w:ascii="Segoe UI" w:hAnsi="Segoe UI" w:cs="Segoe UI"/>
+        </w:rPr>
+      </w:pPr>
+      <w:r>
+        <w:rPr>
+          <w:rFonts w:ascii="Segoe UI" w:hAnsi="Segoe UI" w:cs="Segoe UI"/>
+        </w:rPr>
+        <w:t>El atributo Mes mostraba los meses sueltos ("Agosto", "Septiembre") de forma alfabética (poniendo "Abril" antes que "Enero") y mezclando datos de distintas temporadas.</w:t>
+      </w:r>
+    </w:p>
+    <w:p>
+      <w:pPr>
+        <w:spacing w:before="80" w:after="80" w:line="300" w:lineRule="auto"/>
+        <w:jc w:val="both"/>
+        <w:rPr>
+          <w:rFonts w:ascii="Segoe UI" w:hAnsi="Segoe UI" w:cs="Segoe UI"/>
+        </w:rPr>
+      </w:pPr>
+      <w:r>
+        <w:rPr>
+          <w:rFonts w:ascii="Segoe UI" w:hAnsi="Segoe UI" w:cs="Segoe UI"/>
+        </w:rPr>
+        <w:t>Para solucionarlo s</w:t>
+      </w:r>
+      <w:r>
+        <w:rPr>
+          <w:rFonts w:ascii="Segoe UI" w:hAnsi="Segoe UI" w:cs="Segoe UI"/>
+        </w:rPr>
+        <w:t xml:space="preserve">e configuró el atributo en SSAS para formatear la etiqueta como `YYYY-MM` (ej. `2017-08`) y se cambió la propiedad </w:t>
+      </w:r>
+      <w:proofErr w:type="spellStart"/>
+      <w:r>
+        <w:rPr>
+          <w:rFonts w:ascii="Segoe UI" w:hAnsi="Segoe UI" w:cs="Segoe UI"/>
+        </w:rPr>
+        <w:t>OrderBy</w:t>
+      </w:r>
+      <w:proofErr w:type="spellEnd"/>
+      <w:r>
+        <w:rPr>
+          <w:rFonts w:ascii="Segoe UI" w:hAnsi="Segoe UI" w:cs="Segoe UI"/>
+        </w:rPr>
+        <w:t xml:space="preserve"> para forzar la ordenación según su clave cronológica real.</w:t>
+      </w:r>
+    </w:p>
+    <w:p>
+      <w:pPr>
+        <w:spacing w:before="80" w:after="80" w:line="300" w:lineRule="auto"/>
+        <w:jc w:val="both"/>
+        <w:rPr>
+          <w:rFonts w:ascii="Segoe UI" w:hAnsi="Segoe UI" w:cs="Segoe UI"/>
+        </w:rPr>
+      </w:pPr>
+    </w:p>
+    <w:p>
+      <w:pPr>
+        <w:pStyle w:val="Ttulo2"/>
+        <w:rPr>
+          <w:rFonts w:ascii="Segoe UI" w:hAnsi="Segoe UI" w:cs="Segoe UI"/>
+        </w:rPr>
+      </w:pPr>
+      <w:r>
+        <w:rPr>
+          <w:rFonts w:ascii="Segoe UI" w:hAnsi="Segoe UI" w:cs="Segoe UI"/>
+        </w:rPr>
+        <w:lastRenderedPageBreak/>
+        <w:t>Error en el cálculo de "Victoria Visitante" en la DSV</w:t>
+      </w:r>
+    </w:p>
+    <w:p>
+      <w:pPr>
+        <w:spacing w:before="80" w:after="80" w:line="300" w:lineRule="auto"/>
+        <w:jc w:val="both"/>
+        <w:rPr>
+          <w:rFonts w:ascii="Segoe UI" w:hAnsi="Segoe UI" w:cs="Segoe UI"/>
+        </w:rPr>
+      </w:pPr>
+      <w:r>
+        <w:rPr>
+          <w:rFonts w:ascii="Segoe UI" w:hAnsi="Segoe UI" w:cs="Segoe UI"/>
+        </w:rPr>
+        <w:t>En la Vista de Origen de Datos</w:t>
+      </w:r>
+      <w:r>
+        <w:rPr>
+          <w:rFonts w:ascii="Segoe UI" w:hAnsi="Segoe UI" w:cs="Segoe UI"/>
+        </w:rPr>
+        <w:t xml:space="preserve">, </w:t>
+      </w:r>
+      <w:r>
+        <w:rPr>
+          <w:rFonts w:ascii="Segoe UI" w:hAnsi="Segoe UI" w:cs="Segoe UI"/>
+        </w:rPr>
+        <w:t xml:space="preserve">la columna lógica </w:t>
+      </w:r>
+      <w:r>
+        <w:rPr>
+          <w:rFonts w:ascii="Segoe UI" w:hAnsi="Segoe UI" w:cs="Segoe UI"/>
+        </w:rPr>
+        <w:t>“</w:t>
+      </w:r>
+      <w:r>
+        <w:rPr>
+          <w:rFonts w:ascii="Segoe UI" w:hAnsi="Segoe UI" w:cs="Segoe UI"/>
+        </w:rPr>
+        <w:t>Victoria Visitante</w:t>
+      </w:r>
+      <w:r>
+        <w:rPr>
+          <w:rFonts w:ascii="Segoe UI" w:hAnsi="Segoe UI" w:cs="Segoe UI"/>
+        </w:rPr>
+        <w:t>”</w:t>
+      </w:r>
+      <w:r>
+        <w:rPr>
+          <w:rFonts w:ascii="Segoe UI" w:hAnsi="Segoe UI" w:cs="Segoe UI"/>
+        </w:rPr>
+        <w:t xml:space="preserve"> usaba la misma fórmula que la local (</w:t>
+      </w:r>
+      <w:proofErr w:type="spellStart"/>
+      <w:r>
+        <w:rPr>
+          <w:rFonts w:ascii="Segoe UI" w:hAnsi="Segoe UI" w:cs="Segoe UI"/>
+        </w:rPr>
+        <w:t>goles_local</w:t>
+      </w:r>
+      <w:proofErr w:type="spellEnd"/>
+      <w:r>
+        <w:rPr>
+          <w:rFonts w:ascii="Segoe UI" w:hAnsi="Segoe UI" w:cs="Segoe UI"/>
+        </w:rPr>
+        <w:t xml:space="preserve"> &gt; </w:t>
+      </w:r>
+      <w:proofErr w:type="spellStart"/>
+      <w:r>
+        <w:rPr>
+          <w:rFonts w:ascii="Segoe UI" w:hAnsi="Segoe UI" w:cs="Segoe UI"/>
+        </w:rPr>
+        <w:t>goles_visitante</w:t>
+      </w:r>
+      <w:proofErr w:type="spellEnd"/>
+      <w:r>
+        <w:rPr>
+          <w:rFonts w:ascii="Segoe UI" w:hAnsi="Segoe UI" w:cs="Segoe UI"/>
+        </w:rPr>
+        <w:t>), lo que distorsionaba por completo las métricas del cubo.</w:t>
+      </w:r>
+    </w:p>
+    <w:p>
+      <w:pPr>
+        <w:spacing w:before="80" w:after="80" w:line="300" w:lineRule="auto"/>
+        <w:jc w:val="both"/>
+        <w:rPr>
+          <w:rFonts w:ascii="Segoe UI" w:hAnsi="Segoe UI" w:cs="Segoe UI"/>
+        </w:rPr>
+      </w:pPr>
+      <w:r>
+        <w:rPr>
+          <w:rFonts w:ascii="Segoe UI" w:hAnsi="Segoe UI" w:cs="Segoe UI"/>
+        </w:rPr>
+        <w:t xml:space="preserve">Se corrigió la expresión condicional en el esquema por </w:t>
+      </w:r>
+      <w:proofErr w:type="spellStart"/>
+      <w:r>
+        <w:rPr>
+          <w:rFonts w:ascii="Segoe UI" w:hAnsi="Segoe UI" w:cs="Segoe UI"/>
+        </w:rPr>
+        <w:t>goles_visitante</w:t>
+      </w:r>
+      <w:proofErr w:type="spellEnd"/>
+      <w:r>
+        <w:rPr>
+          <w:rFonts w:ascii="Segoe UI" w:hAnsi="Segoe UI" w:cs="Segoe UI"/>
+        </w:rPr>
+        <w:t xml:space="preserve"> &gt; </w:t>
+      </w:r>
+      <w:proofErr w:type="spellStart"/>
+      <w:r>
+        <w:rPr>
+          <w:rFonts w:ascii="Segoe UI" w:hAnsi="Segoe UI" w:cs="Segoe UI"/>
+        </w:rPr>
+        <w:t>goles_local</w:t>
+      </w:r>
+      <w:proofErr w:type="spellEnd"/>
+      <w:r>
+        <w:rPr>
+          <w:rFonts w:ascii="Segoe UI" w:hAnsi="Segoe UI" w:cs="Segoe UI"/>
+        </w:rPr>
+        <w:t>, garantizando la integridad de los datos para el análisis.</w:t>
+      </w:r>
+    </w:p>
+    <w:p>
+      <w:pPr>
+        <w:pStyle w:val="Ttulo2"/>
+        <w:rPr>
+          <w:rFonts w:ascii="Segoe UI" w:hAnsi="Segoe UI" w:cs="Segoe UI"/>
+        </w:rPr>
+      </w:pPr>
+      <w:r>
+        <w:rPr>
+          <w:rFonts w:ascii="Segoe UI" w:hAnsi="Segoe UI" w:cs="Segoe UI"/>
+        </w:rPr>
+        <w:t>Pérdida de claves naturales en la dimensión de Eventos</w:t>
+      </w:r>
+    </w:p>
+    <w:p>
+      <w:pPr>
+        <w:spacing w:before="80" w:after="80" w:line="300" w:lineRule="auto"/>
+        <w:jc w:val="both"/>
+        <w:rPr>
+          <w:rFonts w:ascii="Segoe UI" w:hAnsi="Segoe UI" w:cs="Segoe UI"/>
+        </w:rPr>
+      </w:pPr>
+      <w:r>
+        <w:rPr>
+          <w:rFonts w:ascii="Segoe UI" w:hAnsi="Segoe UI" w:cs="Segoe UI"/>
+        </w:rPr>
+        <w:t xml:space="preserve">Al cargar </w:t>
+      </w:r>
+      <w:proofErr w:type="spellStart"/>
+      <w:r>
+        <w:rPr>
+          <w:rFonts w:ascii="Segoe UI" w:hAnsi="Segoe UI" w:cs="Segoe UI"/>
+        </w:rPr>
+        <w:t>Dim_Event</w:t>
+      </w:r>
+      <w:r>
+        <w:rPr>
+          <w:rFonts w:ascii="Segoe UI" w:hAnsi="Segoe UI" w:cs="Segoe UI"/>
+        </w:rPr>
+        <w:t>s</w:t>
+      </w:r>
+      <w:proofErr w:type="spellEnd"/>
+      <w:r>
+        <w:rPr>
+          <w:rFonts w:ascii="Segoe UI" w:hAnsi="Segoe UI" w:cs="Segoe UI"/>
+        </w:rPr>
+        <w:t xml:space="preserve">, el motor autogeneraba </w:t>
+      </w:r>
+      <w:proofErr w:type="spellStart"/>
+      <w:r>
+        <w:rPr>
+          <w:rFonts w:ascii="Segoe UI" w:hAnsi="Segoe UI" w:cs="Segoe UI"/>
+        </w:rPr>
+        <w:t>IDs</w:t>
+      </w:r>
+      <w:proofErr w:type="spellEnd"/>
+      <w:r>
+        <w:rPr>
+          <w:rFonts w:ascii="Segoe UI" w:hAnsi="Segoe UI" w:cs="Segoe UI"/>
+        </w:rPr>
+        <w:t xml:space="preserve"> nuevos (169, 170...) en lugar de respetar los </w:t>
+      </w:r>
+      <w:proofErr w:type="spellStart"/>
+      <w:r>
+        <w:rPr>
+          <w:rFonts w:ascii="Segoe UI" w:hAnsi="Segoe UI" w:cs="Segoe UI"/>
+        </w:rPr>
+        <w:t>IDs</w:t>
+      </w:r>
+      <w:proofErr w:type="spellEnd"/>
+      <w:r>
+        <w:rPr>
+          <w:rFonts w:ascii="Segoe UI" w:hAnsi="Segoe UI" w:cs="Segoe UI"/>
+        </w:rPr>
+        <w:t xml:space="preserve"> originales (1 al 6). Esto hacía que el </w:t>
+      </w:r>
+      <w:proofErr w:type="spellStart"/>
+      <w:r>
+        <w:rPr>
+          <w:rFonts w:ascii="Segoe UI" w:hAnsi="Segoe UI" w:cs="Segoe UI"/>
+        </w:rPr>
+        <w:t>Lookup</w:t>
+      </w:r>
+      <w:proofErr w:type="spellEnd"/>
+      <w:r>
+        <w:rPr>
+          <w:rFonts w:ascii="Segoe UI" w:hAnsi="Segoe UI" w:cs="Segoe UI"/>
+        </w:rPr>
+        <w:t xml:space="preserve"> (Búsqueda) de Jornadas fallara al no encontrar coincidencias.</w:t>
+      </w:r>
+    </w:p>
+    <w:p>
+      <w:pPr>
+        <w:spacing w:before="80" w:after="80" w:line="300" w:lineRule="auto"/>
+        <w:jc w:val="both"/>
+        <w:rPr>
+          <w:rFonts w:ascii="Segoe UI" w:hAnsi="Segoe UI" w:cs="Segoe UI"/>
+        </w:rPr>
+      </w:pPr>
+      <w:r>
+        <w:rPr>
+          <w:rFonts w:ascii="Segoe UI" w:hAnsi="Segoe UI" w:cs="Segoe UI"/>
+        </w:rPr>
+        <w:t>Para solucionarlo</w:t>
+      </w:r>
+      <w:r>
+        <w:rPr>
+          <w:rFonts w:ascii="Segoe UI" w:hAnsi="Segoe UI" w:cs="Segoe UI"/>
+        </w:rPr>
+        <w:t xml:space="preserve"> </w:t>
+      </w:r>
+      <w:r>
+        <w:rPr>
+          <w:rFonts w:ascii="Segoe UI" w:hAnsi="Segoe UI" w:cs="Segoe UI"/>
+        </w:rPr>
+        <w:t>s</w:t>
+      </w:r>
+      <w:r>
+        <w:rPr>
+          <w:rFonts w:ascii="Segoe UI" w:hAnsi="Segoe UI" w:cs="Segoe UI"/>
+        </w:rPr>
+        <w:t xml:space="preserve">e activó la opción </w:t>
+      </w:r>
+      <w:r>
+        <w:rPr>
+          <w:rFonts w:ascii="Segoe UI" w:hAnsi="Segoe UI" w:cs="Segoe UI"/>
+        </w:rPr>
+        <w:t>“</w:t>
+      </w:r>
+      <w:r>
+        <w:rPr>
+          <w:rFonts w:ascii="Segoe UI" w:hAnsi="Segoe UI" w:cs="Segoe UI"/>
+        </w:rPr>
+        <w:t>Carga rápida con mantenimiento de valores de identidad</w:t>
+      </w:r>
+      <w:r>
+        <w:rPr>
+          <w:rFonts w:ascii="Segoe UI" w:hAnsi="Segoe UI" w:cs="Segoe UI"/>
+        </w:rPr>
+        <w:t>”</w:t>
+      </w:r>
+      <w:r>
+        <w:rPr>
+          <w:rFonts w:ascii="Segoe UI" w:hAnsi="Segoe UI" w:cs="Segoe UI"/>
+        </w:rPr>
+        <w:t xml:space="preserve"> (`</w:t>
+      </w:r>
+      <w:proofErr w:type="spellStart"/>
+      <w:r>
+        <w:rPr>
+          <w:rFonts w:ascii="Segoe UI" w:hAnsi="Segoe UI" w:cs="Segoe UI"/>
+        </w:rPr>
+        <w:t>FastLoadKeepIdentity</w:t>
+      </w:r>
+      <w:proofErr w:type="spellEnd"/>
+      <w:r>
+        <w:rPr>
+          <w:rFonts w:ascii="Segoe UI" w:hAnsi="Segoe UI" w:cs="Segoe UI"/>
+        </w:rPr>
+        <w:t xml:space="preserve"> = True`) en el destino OLE DB del paquete SSIS, restableciendo los enlaces correctos.</w:t>
+      </w:r>
+    </w:p>
+    <w:p>
+      <w:pPr>
+        <w:pStyle w:val="Ttulo1"/>
+        <w:rPr>
+          <w:rFonts w:ascii="Segoe UI" w:hAnsi="Segoe UI" w:cs="Segoe UI"/>
+          <w:color w:val="1A1A1A"/>
+          <w:sz w:val="22"/>
+          <w:szCs w:val="22"/>
+        </w:rPr>
+      </w:pPr>
+      <w:r>
+        <w:rPr>
+          <w:rFonts w:ascii="Segoe UI" w:hAnsi="Segoe UI" w:cs="Segoe UI"/>
+        </w:rPr>
+        <w:t>Bibliografía</w:t>
+      </w:r>
+    </w:p>
+    <w:p>
+      <w:pPr>
+        <w:spacing w:before="80" w:after="80" w:line="300" w:lineRule="auto"/>
+        <w:jc w:val="both"/>
+        <w:rPr>
+          <w:rFonts w:ascii="Segoe UI" w:hAnsi="Segoe UI" w:cs="Segoe UI"/>
+        </w:rPr>
+      </w:pPr>
+      <w:r>
+        <w:rPr>
+          <w:rFonts w:ascii="Segoe UI" w:hAnsi="Segoe UI" w:cs="Segoe UI"/>
+          <w:b/>
+          <w:bCs/>
+        </w:rPr>
+        <w:t>Documentación Oficial</w:t>
+      </w:r>
+    </w:p>
+    <w:p>
+      <w:pPr>
+        <w:numPr>
+          <w:ilvl w:val="0"/>
+          <w:numId w:val="3"/>
+        </w:numPr>
+        <w:spacing w:before="80" w:after="80" w:line="300" w:lineRule="auto"/>
+        <w:jc w:val="both"/>
+        <w:rPr>
+          <w:rFonts w:ascii="Segoe UI" w:hAnsi="Segoe UI" w:cs="Segoe UI"/>
+        </w:rPr>
+      </w:pPr>
+      <w:r>
+        <w:rPr>
+          <w:rFonts w:ascii="Segoe UI" w:hAnsi="Segoe UI" w:cs="Segoe UI"/>
+          <w:lang w:val="en-GB"/>
+        </w:rPr>
+        <w:t xml:space="preserve">Microsoft Learn. (2024). </w:t>
+      </w:r>
+      <w:r>
+        <w:rPr>
+          <w:rFonts w:ascii="Segoe UI" w:hAnsi="Segoe UI" w:cs="Segoe UI"/>
+          <w:i/>
+          <w:iCs/>
+          <w:lang w:val="en-GB"/>
+        </w:rPr>
+        <w:t>SQL Server Integration Services (SSIS) Documentation</w:t>
+      </w:r>
+      <w:r>
+        <w:rPr>
+          <w:rFonts w:ascii="Segoe UI" w:hAnsi="Segoe UI" w:cs="Segoe UI"/>
+          <w:lang w:val="en-GB"/>
+        </w:rPr>
+        <w:t xml:space="preserve">. </w:t>
+      </w:r>
+      <w:r>
+        <w:rPr>
+          <w:rFonts w:ascii="Segoe UI" w:hAnsi="Segoe UI" w:cs="Segoe UI"/>
+        </w:rPr>
+        <w:t xml:space="preserve">Recuperado de </w:t>
+      </w:r>
+      <w:hyperlink r:id="rId21" w:history="1">
+        <w:r>
+          <w:rPr>
+            <w:rStyle w:val="Hipervnculo"/>
+            <w:rFonts w:ascii="Segoe UI" w:hAnsi="Segoe UI" w:cs="Segoe UI"/>
+          </w:rPr>
+          <w:t>https://learn.microsoft.com/en-us/sql/integration-services/</w:t>
+        </w:r>
+      </w:hyperlink>
+    </w:p>
+    <w:p>
+      <w:pPr>
+        <w:numPr>
+          <w:ilvl w:val="0"/>
+          <w:numId w:val="3"/>
+        </w:numPr>
+        <w:spacing w:before="80" w:after="80" w:line="300" w:lineRule="auto"/>
+        <w:jc w:val="both"/>
+        <w:rPr>
+          <w:rFonts w:ascii="Segoe UI" w:hAnsi="Segoe UI" w:cs="Segoe UI"/>
+        </w:rPr>
+      </w:pPr>
+      <w:r>
+        <w:rPr>
+          <w:rFonts w:ascii="Segoe UI" w:hAnsi="Segoe UI" w:cs="Segoe UI"/>
+          <w:lang w:val="en-GB"/>
+        </w:rPr>
+        <w:t xml:space="preserve">Microsoft Learn. (2024). </w:t>
+      </w:r>
+      <w:r>
+        <w:rPr>
+          <w:rFonts w:ascii="Segoe UI" w:hAnsi="Segoe UI" w:cs="Segoe UI"/>
+          <w:i/>
+          <w:iCs/>
+          <w:lang w:val="en-GB"/>
+        </w:rPr>
+        <w:t>SQL Server Analysis Services (SSAS) Documentation</w:t>
+      </w:r>
+      <w:r>
+        <w:rPr>
+          <w:rFonts w:ascii="Segoe UI" w:hAnsi="Segoe UI" w:cs="Segoe UI"/>
+          <w:lang w:val="en-GB"/>
+        </w:rPr>
+        <w:t xml:space="preserve">. </w:t>
+      </w:r>
+      <w:r>
+        <w:rPr>
+          <w:rFonts w:ascii="Segoe UI" w:hAnsi="Segoe UI" w:cs="Segoe UI"/>
+        </w:rPr>
+        <w:t xml:space="preserve">Recuperado de </w:t>
+      </w:r>
+      <w:hyperlink r:id="rId22" w:history="1">
+        <w:r>
+          <w:rPr>
+            <w:rStyle w:val="Hipervnculo"/>
+            <w:rFonts w:ascii="Segoe UI" w:hAnsi="Segoe UI" w:cs="Segoe UI"/>
+          </w:rPr>
+          <w:t>https://learn.microsoft.com/en-us/analysis-services/</w:t>
+        </w:r>
+      </w:hyperlink>
+    </w:p>
+    <w:p>
+      <w:pPr>
+        <w:numPr>
+          <w:ilvl w:val="0"/>
+          <w:numId w:val="3"/>
+        </w:numPr>
+        <w:spacing w:before="80" w:after="80" w:line="300" w:lineRule="auto"/>
+        <w:jc w:val="both"/>
+        <w:rPr>
+          <w:rFonts w:ascii="Segoe UI" w:hAnsi="Segoe UI" w:cs="Segoe UI"/>
+        </w:rPr>
+      </w:pPr>
+      <w:r>
+        <w:rPr>
+          <w:rFonts w:ascii="Segoe UI" w:hAnsi="Segoe UI" w:cs="Segoe UI"/>
+          <w:lang w:val="en-GB"/>
+        </w:rPr>
+        <w:t xml:space="preserve">Microsoft Learn. (2024). </w:t>
+      </w:r>
+      <w:r>
+        <w:rPr>
+          <w:rFonts w:ascii="Segoe UI" w:hAnsi="Segoe UI" w:cs="Segoe UI"/>
+          <w:i/>
+          <w:iCs/>
+          <w:lang w:val="en-GB"/>
+        </w:rPr>
+        <w:t>Power BI Documentation</w:t>
+      </w:r>
+      <w:r>
+        <w:rPr>
+          <w:rFonts w:ascii="Segoe UI" w:hAnsi="Segoe UI" w:cs="Segoe UI"/>
+          <w:lang w:val="en-GB"/>
+        </w:rPr>
+        <w:t xml:space="preserve">. </w:t>
+      </w:r>
+      <w:r>
+        <w:rPr>
+          <w:rFonts w:ascii="Segoe UI" w:hAnsi="Segoe UI" w:cs="Segoe UI"/>
+        </w:rPr>
+        <w:t xml:space="preserve">Recuperado de </w:t>
+      </w:r>
+      <w:hyperlink r:id="rId23" w:history="1">
+        <w:r>
+          <w:rPr>
+            <w:rStyle w:val="Hipervnculo"/>
+            <w:rFonts w:ascii="Segoe UI" w:hAnsi="Segoe UI" w:cs="Segoe UI"/>
+          </w:rPr>
+          <w:t>https://learn.microsoft.com/en-us/power-bi/</w:t>
+        </w:r>
+      </w:hyperlink>
+    </w:p>
+    <w:p>
+      <w:pPr>
+        <w:numPr>
+          <w:ilvl w:val="0"/>
+          <w:numId w:val="3"/>
+        </w:numPr>
+        <w:spacing w:before="80" w:after="80" w:line="300" w:lineRule="auto"/>
+        <w:jc w:val="both"/>
+        <w:rPr>
+          <w:rFonts w:ascii="Segoe UI" w:hAnsi="Segoe UI" w:cs="Segoe UI"/>
+        </w:rPr>
+      </w:pPr>
+      <w:r>
+        <w:rPr>
+          <w:rFonts w:ascii="Segoe UI" w:hAnsi="Segoe UI" w:cs="Segoe UI"/>
+          <w:lang w:val="en-GB"/>
+        </w:rPr>
+        <w:t xml:space="preserve">Microsoft Learn. (2024). </w:t>
+      </w:r>
+      <w:r>
+        <w:rPr>
+          <w:rFonts w:ascii="Segoe UI" w:hAnsi="Segoe UI" w:cs="Segoe UI"/>
+          <w:i/>
+          <w:iCs/>
+          <w:lang w:val="en-GB"/>
+        </w:rPr>
+        <w:t>SQL Server Management Studio (SSMS) Documentation</w:t>
+      </w:r>
+      <w:r>
+        <w:rPr>
+          <w:rFonts w:ascii="Segoe UI" w:hAnsi="Segoe UI" w:cs="Segoe UI"/>
+          <w:lang w:val="en-GB"/>
+        </w:rPr>
+        <w:t xml:space="preserve">. </w:t>
+      </w:r>
+      <w:r>
+        <w:rPr>
+          <w:rFonts w:ascii="Segoe UI" w:hAnsi="Segoe UI" w:cs="Segoe UI"/>
+        </w:rPr>
+        <w:t xml:space="preserve">Recuperado de </w:t>
+      </w:r>
+      <w:hyperlink r:id="rId24" w:history="1">
+        <w:r>
+          <w:rPr>
+            <w:rStyle w:val="Hipervnculo"/>
+            <w:rFonts w:ascii="Segoe UI" w:hAnsi="Segoe UI" w:cs="Segoe UI"/>
+          </w:rPr>
+          <w:t>https://learn.microsoft.com/en-us/sql/ssms/</w:t>
+        </w:r>
+      </w:hyperlink>
+    </w:p>
+    <w:p>
+      <w:pPr>
+        <w:spacing w:before="80" w:after="80" w:line="300" w:lineRule="auto"/>
+        <w:jc w:val="both"/>
+        <w:rPr>
+          <w:rFonts w:ascii="Segoe UI" w:hAnsi="Segoe UI" w:cs="Segoe UI"/>
+        </w:rPr>
+      </w:pPr>
+      <w:r>
+        <w:rPr>
+          <w:rFonts w:ascii="Segoe UI" w:hAnsi="Segoe UI" w:cs="Segoe UI"/>
+          <w:b/>
+          <w:bCs/>
+        </w:rPr>
+        <w:t>Fuentes de Datos</w:t>
+      </w:r>
+    </w:p>
+    <w:p>
+      <w:pPr>
+        <w:numPr>
+          <w:ilvl w:val="0"/>
+          <w:numId w:val="4"/>
+        </w:numPr>
+        <w:spacing w:before="80" w:after="80" w:line="300" w:lineRule="auto"/>
+        <w:jc w:val="both"/>
+        <w:rPr>
+          <w:rFonts w:ascii="Segoe UI" w:hAnsi="Segoe UI" w:cs="Segoe UI"/>
+        </w:rPr>
+      </w:pPr>
+      <w:proofErr w:type="spellStart"/>
+      <w:r>
+        <w:rPr>
+          <w:rFonts w:ascii="Segoe UI" w:hAnsi="Segoe UI" w:cs="Segoe UI"/>
+          <w:lang w:val="en-GB"/>
+        </w:rPr>
+        <w:t>OpenFootball</w:t>
+      </w:r>
+      <w:proofErr w:type="spellEnd"/>
+      <w:r>
+        <w:rPr>
+          <w:rFonts w:ascii="Segoe UI" w:hAnsi="Segoe UI" w:cs="Segoe UI"/>
+          <w:lang w:val="en-GB"/>
+        </w:rPr>
+        <w:t xml:space="preserve">. (2024). </w:t>
+      </w:r>
+      <w:r>
+        <w:rPr>
+          <w:rFonts w:ascii="Segoe UI" w:hAnsi="Segoe UI" w:cs="Segoe UI"/>
+          <w:i/>
+          <w:iCs/>
+          <w:lang w:val="en-GB"/>
+        </w:rPr>
+        <w:t>Spain Football Dataset</w:t>
+      </w:r>
+      <w:r>
+        <w:rPr>
+          <w:rFonts w:ascii="Segoe UI" w:hAnsi="Segoe UI" w:cs="Segoe UI"/>
+          <w:lang w:val="en-GB"/>
+        </w:rPr>
+        <w:t xml:space="preserve">. </w:t>
+      </w:r>
+      <w:proofErr w:type="spellStart"/>
+      <w:r>
+        <w:rPr>
+          <w:rFonts w:ascii="Segoe UI" w:hAnsi="Segoe UI" w:cs="Segoe UI"/>
+          <w:lang w:val="en-GB"/>
+        </w:rPr>
+        <w:t>Repositorio</w:t>
+      </w:r>
+      <w:proofErr w:type="spellEnd"/>
+      <w:r>
+        <w:rPr>
+          <w:rFonts w:ascii="Segoe UI" w:hAnsi="Segoe UI" w:cs="Segoe UI"/>
+          <w:lang w:val="en-GB"/>
+        </w:rPr>
+        <w:t xml:space="preserve"> GitHub. </w:t>
+      </w:r>
+      <w:r>
+        <w:rPr>
+          <w:rFonts w:ascii="Segoe UI" w:hAnsi="Segoe UI" w:cs="Segoe UI"/>
+        </w:rPr>
+        <w:t xml:space="preserve">Recuperado de </w:t>
+      </w:r>
+      <w:hyperlink r:id="rId25" w:history="1">
+        <w:r>
+          <w:rPr>
+            <w:rStyle w:val="Hipervnculo"/>
+            <w:rFonts w:ascii="Segoe UI" w:hAnsi="Segoe UI" w:cs="Segoe UI"/>
+          </w:rPr>
+          <w:t>https://github.com/openfootball/espana</w:t>
+        </w:r>
+      </w:hyperlink>
+      <w:r>
+        <w:rPr>
+          <w:rFonts w:ascii="Segoe UI" w:hAnsi="Segoe UI" w:cs="Segoe UI"/>
+        </w:rPr>
+        <w:t xml:space="preserve"> </w:t>
+      </w:r>
+      <w:r>
+        <w:rPr>
+          <w:rFonts w:ascii="Segoe UI" w:hAnsi="Segoe UI" w:cs="Segoe UI"/>
+          <w:i/>
+          <w:iCs/>
+          <w:color w:val="808080" w:themeColor="background1" w:themeShade="80"/>
+          <w:sz w:val="18"/>
+          <w:szCs w:val="18"/>
+        </w:rPr>
+        <w:t>(FINALMENTE NO SE HA USADO)</w:t>
+      </w:r>
+    </w:p>
+    <w:p>
+      <w:pPr>
+        <w:spacing w:before="80" w:after="80" w:line="300" w:lineRule="auto"/>
+        <w:jc w:val="both"/>
+        <w:rPr>
+          <w:rFonts w:ascii="Segoe UI" w:hAnsi="Segoe UI" w:cs="Segoe UI"/>
+        </w:rPr>
+      </w:pPr>
+      <w:r>
+        <w:rPr>
+          <w:rFonts w:ascii="Segoe UI" w:hAnsi="Segoe UI" w:cs="Segoe UI"/>
+          <w:b/>
+          <w:bCs/>
+        </w:rPr>
+        <w:t>Herramientas Utilizadas</w:t>
+      </w:r>
+    </w:p>
+    <w:p>
+      <w:pPr>
+        <w:numPr>
+          <w:ilvl w:val="0"/>
+          <w:numId w:val="5"/>
+        </w:numPr>
+        <w:spacing w:before="80" w:after="80" w:line="300" w:lineRule="auto"/>
+        <w:jc w:val="both"/>
+        <w:rPr>
+          <w:rFonts w:ascii="Segoe UI" w:hAnsi="Segoe UI" w:cs="Segoe UI"/>
+        </w:rPr>
+      </w:pPr>
+      <w:r>
+        <w:rPr>
+          <w:rFonts w:ascii="Segoe UI" w:hAnsi="Segoe UI" w:cs="Segoe UI"/>
+        </w:rPr>
+        <w:t xml:space="preserve">Visual Studio 2022 </w:t>
+      </w:r>
+      <w:proofErr w:type="spellStart"/>
+      <w:r>
+        <w:rPr>
+          <w:rFonts w:ascii="Segoe UI" w:hAnsi="Segoe UI" w:cs="Segoe UI"/>
+        </w:rPr>
+        <w:t>Community</w:t>
+      </w:r>
+      <w:proofErr w:type="spellEnd"/>
+      <w:r>
+        <w:rPr>
+          <w:rFonts w:ascii="Segoe UI" w:hAnsi="Segoe UI" w:cs="Segoe UI"/>
+        </w:rPr>
+        <w:t xml:space="preserve"> </w:t>
+      </w:r>
+      <w:proofErr w:type="spellStart"/>
+      <w:r>
+        <w:rPr>
+          <w:rFonts w:ascii="Segoe UI" w:hAnsi="Segoe UI" w:cs="Segoe UI"/>
+        </w:rPr>
+        <w:t>Edition</w:t>
+      </w:r>
+      <w:proofErr w:type="spellEnd"/>
+    </w:p>
+    <w:p>
+      <w:pPr>
+        <w:numPr>
+          <w:ilvl w:val="0"/>
+          <w:numId w:val="5"/>
+        </w:numPr>
+        <w:spacing w:before="80" w:after="80" w:line="300" w:lineRule="auto"/>
+        <w:jc w:val="both"/>
+        <w:rPr>
+          <w:rFonts w:ascii="Segoe UI" w:hAnsi="Segoe UI" w:cs="Segoe UI"/>
+        </w:rPr>
+      </w:pPr>
+      <w:r>
+        <w:rPr>
+          <w:rFonts w:ascii="Segoe UI" w:hAnsi="Segoe UI" w:cs="Segoe UI"/>
+        </w:rPr>
+        <w:t>SQL Server Management Studio 19</w:t>
+      </w:r>
+    </w:p>
+    <w:p>
+      <w:pPr>
+        <w:numPr>
+          <w:ilvl w:val="0"/>
+          <w:numId w:val="5"/>
+        </w:numPr>
+        <w:spacing w:before="80" w:after="80" w:line="300" w:lineRule="auto"/>
+        <w:jc w:val="both"/>
+        <w:rPr>
+          <w:rFonts w:ascii="Segoe UI" w:hAnsi="Segoe UI" w:cs="Segoe UI"/>
+        </w:rPr>
+      </w:pPr>
+      <w:r>
+        <w:rPr>
+          <w:rFonts w:ascii="Segoe UI" w:hAnsi="Segoe UI" w:cs="Segoe UI"/>
+        </w:rPr>
+        <w:t>Power BI Desktop</w:t>
+      </w:r>
+    </w:p>
+    <w:p>
+      <w:pPr>
+        <w:numPr>
+          <w:ilvl w:val="0"/>
+          <w:numId w:val="5"/>
+        </w:numPr>
         <w:pBdr>
           <w:bottom w:val="single" w:sz="6" w:space="1" w:color="2E75B6"/>
         </w:pBdr>
-        <w:spacing w:before="160" w:after="160"/>
-        <w:rPr>
-          <w:rFonts w:ascii="Segoe UI" w:hAnsi="Segoe UI" w:cs="Segoe UI"/>
-        </w:rPr>
-      </w:pPr>
-    </w:p>
-    <w:p>
-      <w:pPr>
-        <w:spacing w:before="200"/>
-        <w:jc w:val="center"/>
-        <w:rPr>
-          <w:rFonts w:ascii="Segoe UI" w:hAnsi="Segoe UI" w:cs="Segoe UI"/>
-        </w:rPr>
-      </w:pPr>
-      <w:r>
-        <w:rPr>
-          <w:rFonts w:ascii="Segoe UI" w:hAnsi="Segoe UI" w:cs="Segoe UI"/>
-          <w:i/>
-          <w:iCs/>
-          <w:color w:val="888888"/>
-          <w:sz w:val="18"/>
-          <w:szCs w:val="18"/>
-        </w:rPr>
-        <w:t>Almacenes de Datos 2025/2026</w:t>
+        <w:spacing w:before="200" w:after="160" w:line="300" w:lineRule="auto"/>
+        <w:rPr>
+          <w:rFonts w:ascii="Segoe UI" w:hAnsi="Segoe UI" w:cs="Segoe UI"/>
+        </w:rPr>
+      </w:pPr>
+      <w:r>
+        <w:rPr>
+          <w:rFonts w:ascii="Segoe UI" w:hAnsi="Segoe UI" w:cs="Segoe UI"/>
+        </w:rPr>
+        <w:t xml:space="preserve">Modelos de Lenguaje de IA (Claude, </w:t>
+      </w:r>
+      <w:proofErr w:type="spellStart"/>
+      <w:r>
+        <w:rPr>
+          <w:rFonts w:ascii="Segoe UI" w:hAnsi="Segoe UI" w:cs="Segoe UI"/>
+        </w:rPr>
+        <w:t>ChatGPT</w:t>
+      </w:r>
+      <w:proofErr w:type="spellEnd"/>
+      <w:r>
+        <w:rPr>
+          <w:rFonts w:ascii="Segoe UI" w:hAnsi="Segoe UI" w:cs="Segoe UI"/>
+        </w:rPr>
+        <w:t>, u otros)</w:t>
       </w:r>
     </w:p>
     <w:sectPr>
-      <w:headerReference w:type="default" r:id="rId21"/>
-      <w:footerReference w:type="default" r:id="rId22"/>
+      <w:headerReference w:type="default" r:id="rId26"/>
+      <w:footerReference w:type="default" r:id="rId27"/>
       <w:pgSz w:w="11906" w:h="16838"/>
       <w:pgMar w:top="1440" w:right="1300" w:bottom="1440" w:left="1300" w:header="708" w:footer="708" w:gutter="0"/>
       <w:cols w:space="720"/>
@@ -15300,6 +15811,155 @@
 <file path=word/numbering.xml><?xml version="1.0" encoding="utf-8"?>
 <w:numbering xmlns:wpc="http://schemas.microsoft.com/office/word/2010/wordprocessingCanvas" xmlns:cx="http://schemas.microsoft.com/office/drawing/2014/chartex" xmlns:cx1="http://schemas.microsoft.com/office/drawing/2015/9/8/chartex" xmlns:cx2="http://schemas.microsoft.com/office/drawing/2015/10/21/chartex" xmlns:cx3="http://schemas.microsoft.com/office/drawing/2016/5/9/chartex" xmlns:cx4="http://schemas.microsoft.com/office/drawing/2016/5/10/chartex" xmlns:cx5="http://schemas.microsoft.com/office/drawing/2016/5/11/chartex" xmlns:cx6="http://schemas.microsoft.com/office/drawing/2016/5/12/chartex" xmlns:cx7="http://schemas.microsoft.com/office/drawing/2016/5/13/chartex" xmlns:cx8="http://schemas.microsoft.com/office/drawing/2016/5/14/chartex" xmlns:mc="http://schemas.openxmlformats.org/markup-compatibility/2006" xmlns:aink="http://schemas.microsoft.com/office/drawing/2016/ink" xmlns:am3d="http://schemas.microsoft.com/office/drawing/2017/model3d" xmlns:o="urn:schemas-microsoft-com:office:office" xmlns:oel="http://schemas.microsoft.com/office/2019/extlst" xmlns:r="http://schemas.openxmlformats.org/officeDocument/2006/relationships" xmlns:m="http://schemas.openxmlformats.org/officeDocument/2006/math" xmlns:v="urn:schemas-microsoft-com:vml" xmlns:wp14="http://schemas.microsoft.com/office/word/2010/wordprocessingDrawing" xmlns:wp="http://schemas.openxmlformats.org/drawingml/2006/wordprocessingDrawing" xmlns:w10="urn:schemas-microsoft-com:office:word" xmlns:w="http://schemas.openxmlformats.org/wordprocessingml/2006/main" xmlns:w14="http://schemas.microsoft.com/office/word/2010/wordml" xmlns:w15="http://schemas.microsoft.com/office/word/2012/wordml" xmlns:w16cex="http://schemas.microsoft.com/office/word/2018/wordml/cex" xmlns:w16cid="http://schemas.microsoft.com/office/word/2016/wordml/cid" xmlns:w16="http://schemas.microsoft.com/office/word/2018/wordml" xmlns:w16du="http://schemas.microsoft.com/office/word/2023/wordml/word16du" xmlns:w16sdtdh="http://schemas.microsoft.com/office/word/2020/wordml/sdtdatahash" xmlns:w16sdtfl="http://schemas.microsoft.com/office/word/2024/wordml/sdtformatlock" xmlns:w16se="http://schemas.microsoft.com/office/word/2015/wordml/symex" xmlns:wpg="http://schemas.microsoft.com/office/word/2010/wordprocessingGroup" xmlns:wpi="http://schemas.microsoft.com/office/word/2010/wordprocessingInk" xmlns:wne="http://schemas.microsoft.com/office/word/2006/wordml" xmlns:wps="http://schemas.microsoft.com/office/word/2010/wordprocessingShape" mc:Ignorable="w14 w15 w16se w16cid w16 w16cex w16sdtdh w16sdtfl w16du wp14">
   <w:abstractNum w:abstractNumId="0" w15:restartNumberingAfterBreak="0">
+    <w:nsid w:val="022F7977"/>
+    <w:multiLevelType w:val="multilevel"/>
+    <w:tmpl w:val="335837CC"/>
+    <w:lvl w:ilvl="0">
+      <w:start w:val="1"/>
+      <w:numFmt w:val="bullet"/>
+      <w:lvlText w:val=""/>
+      <w:lvlJc w:val="left"/>
+      <w:pPr>
+        <w:tabs>
+          <w:tab w:val="num" w:pos="720"/>
+        </w:tabs>
+        <w:ind w:left="720" w:hanging="360"/>
+      </w:pPr>
+      <w:rPr>
+        <w:rFonts w:ascii="Symbol" w:hAnsi="Symbol" w:hint="default"/>
+        <w:sz w:val="20"/>
+      </w:rPr>
+    </w:lvl>
+    <w:lvl w:ilvl="1" w:tentative="1">
+      <w:start w:val="1"/>
+      <w:numFmt w:val="bullet"/>
+      <w:lvlText w:val="o"/>
+      <w:lvlJc w:val="left"/>
+      <w:pPr>
+        <w:tabs>
+          <w:tab w:val="num" w:pos="1440"/>
+        </w:tabs>
+        <w:ind w:left="1440" w:hanging="360"/>
+      </w:pPr>
+      <w:rPr>
+        <w:rFonts w:ascii="Courier New" w:hAnsi="Courier New" w:hint="default"/>
+        <w:sz w:val="20"/>
+      </w:rPr>
+    </w:lvl>
+    <w:lvl w:ilvl="2" w:tentative="1">
+      <w:start w:val="1"/>
+      <w:numFmt w:val="bullet"/>
+      <w:lvlText w:val=""/>
+      <w:lvlJc w:val="left"/>
+      <w:pPr>
+        <w:tabs>
+          <w:tab w:val="num" w:pos="2160"/>
+        </w:tabs>
+        <w:ind w:left="2160" w:hanging="360"/>
+      </w:pPr>
+      <w:rPr>
+        <w:rFonts w:ascii="Wingdings" w:hAnsi="Wingdings" w:hint="default"/>
+        <w:sz w:val="20"/>
+      </w:rPr>
+    </w:lvl>
+    <w:lvl w:ilvl="3" w:tentative="1">
+      <w:start w:val="1"/>
+      <w:numFmt w:val="bullet"/>
+      <w:lvlText w:val=""/>
+      <w:lvlJc w:val="left"/>
+      <w:pPr>
+        <w:tabs>
+          <w:tab w:val="num" w:pos="2880"/>
+        </w:tabs>
+        <w:ind w:left="2880" w:hanging="360"/>
+      </w:pPr>
+      <w:rPr>
+        <w:rFonts w:ascii="Wingdings" w:hAnsi="Wingdings" w:hint="default"/>
+        <w:sz w:val="20"/>
+      </w:rPr>
+    </w:lvl>
+    <w:lvl w:ilvl="4" w:tentative="1">
+      <w:start w:val="1"/>
+      <w:numFmt w:val="bullet"/>
+      <w:lvlText w:val=""/>
+      <w:lvlJc w:val="left"/>
+      <w:pPr>
+        <w:tabs>
+          <w:tab w:val="num" w:pos="3600"/>
+        </w:tabs>
+        <w:ind w:left="3600" w:hanging="360"/>
+      </w:pPr>
+      <w:rPr>
+        <w:rFonts w:ascii="Wingdings" w:hAnsi="Wingdings" w:hint="default"/>
+        <w:sz w:val="20"/>
+      </w:rPr>
+    </w:lvl>
+    <w:lvl w:ilvl="5" w:tentative="1">
+      <w:start w:val="1"/>
+      <w:numFmt w:val="bullet"/>
+      <w:lvlText w:val=""/>
+      <w:lvlJc w:val="left"/>
+      <w:pPr>
+        <w:tabs>
+          <w:tab w:val="num" w:pos="4320"/>
+        </w:tabs>
+        <w:ind w:left="4320" w:hanging="360"/>
+      </w:pPr>
+      <w:rPr>
+        <w:rFonts w:ascii="Wingdings" w:hAnsi="Wingdings" w:hint="default"/>
+        <w:sz w:val="20"/>
+      </w:rPr>
+    </w:lvl>
+    <w:lvl w:ilvl="6" w:tentative="1">
+      <w:start w:val="1"/>
+      <w:numFmt w:val="bullet"/>
+      <w:lvlText w:val=""/>
+      <w:lvlJc w:val="left"/>
+      <w:pPr>
+        <w:tabs>
+          <w:tab w:val="num" w:pos="5040"/>
+        </w:tabs>
+        <w:ind w:left="5040" w:hanging="360"/>
+      </w:pPr>
+      <w:rPr>
+        <w:rFonts w:ascii="Wingdings" w:hAnsi="Wingdings" w:hint="default"/>
+        <w:sz w:val="20"/>
+      </w:rPr>
+    </w:lvl>
+    <w:lvl w:ilvl="7" w:tentative="1">
+      <w:start w:val="1"/>
+      <w:numFmt w:val="bullet"/>
+      <w:lvlText w:val=""/>
+      <w:lvlJc w:val="left"/>
+      <w:pPr>
+        <w:tabs>
+          <w:tab w:val="num" w:pos="5760"/>
+        </w:tabs>
+        <w:ind w:left="5760" w:hanging="360"/>
+      </w:pPr>
+      <w:rPr>
+        <w:rFonts w:ascii="Wingdings" w:hAnsi="Wingdings" w:hint="default"/>
+        <w:sz w:val="20"/>
+      </w:rPr>
+    </w:lvl>
+    <w:lvl w:ilvl="8" w:tentative="1">
+      <w:start w:val="1"/>
+      <w:numFmt w:val="bullet"/>
+      <w:lvlText w:val=""/>
+      <w:lvlJc w:val="left"/>
+      <w:pPr>
+        <w:tabs>
+          <w:tab w:val="num" w:pos="6480"/>
+        </w:tabs>
+        <w:ind w:left="6480" w:hanging="360"/>
+      </w:pPr>
+      <w:rPr>
+        <w:rFonts w:ascii="Wingdings" w:hAnsi="Wingdings" w:hint="default"/>
+        <w:sz w:val="20"/>
+      </w:rPr>
+    </w:lvl>
+  </w:abstractNum>
+  <w:abstractNum w:abstractNumId="1" w15:restartNumberingAfterBreak="0">
     <w:nsid w:val="0D603D1C"/>
     <w:multiLevelType w:val="hybridMultilevel"/>
     <w:tmpl w:val="5AF4D8BA"/>
@@ -15385,7 +16045,7 @@
       </w:pPr>
     </w:lvl>
   </w:abstractNum>
-  <w:abstractNum w:abstractNumId="1" w15:restartNumberingAfterBreak="0">
+  <w:abstractNum w:abstractNumId="2" w15:restartNumberingAfterBreak="0">
     <w:nsid w:val="1F1817D9"/>
     <w:multiLevelType w:val="hybridMultilevel"/>
     <w:tmpl w:val="2056F6DA"/>
@@ -15443,17 +16103,324 @@
       <w:lvlJc w:val="left"/>
     </w:lvl>
   </w:abstractNum>
+  <w:abstractNum w:abstractNumId="3" w15:restartNumberingAfterBreak="0">
+    <w:nsid w:val="25FD1215"/>
+    <w:multiLevelType w:val="multilevel"/>
+    <w:tmpl w:val="C916DE14"/>
+    <w:lvl w:ilvl="0">
+      <w:start w:val="1"/>
+      <w:numFmt w:val="bullet"/>
+      <w:lvlText w:val=""/>
+      <w:lvlJc w:val="left"/>
+      <w:pPr>
+        <w:tabs>
+          <w:tab w:val="num" w:pos="720"/>
+        </w:tabs>
+        <w:ind w:left="720" w:hanging="360"/>
+      </w:pPr>
+      <w:rPr>
+        <w:rFonts w:ascii="Symbol" w:hAnsi="Symbol" w:hint="default"/>
+        <w:sz w:val="20"/>
+      </w:rPr>
+    </w:lvl>
+    <w:lvl w:ilvl="1" w:tentative="1">
+      <w:start w:val="1"/>
+      <w:numFmt w:val="bullet"/>
+      <w:lvlText w:val="o"/>
+      <w:lvlJc w:val="left"/>
+      <w:pPr>
+        <w:tabs>
+          <w:tab w:val="num" w:pos="1440"/>
+        </w:tabs>
+        <w:ind w:left="1440" w:hanging="360"/>
+      </w:pPr>
+      <w:rPr>
+        <w:rFonts w:ascii="Courier New" w:hAnsi="Courier New" w:hint="default"/>
+        <w:sz w:val="20"/>
+      </w:rPr>
+    </w:lvl>
+    <w:lvl w:ilvl="2" w:tentative="1">
+      <w:start w:val="1"/>
+      <w:numFmt w:val="bullet"/>
+      <w:lvlText w:val=""/>
+      <w:lvlJc w:val="left"/>
+      <w:pPr>
+        <w:tabs>
+          <w:tab w:val="num" w:pos="2160"/>
+        </w:tabs>
+        <w:ind w:left="2160" w:hanging="360"/>
+      </w:pPr>
+      <w:rPr>
+        <w:rFonts w:ascii="Wingdings" w:hAnsi="Wingdings" w:hint="default"/>
+        <w:sz w:val="20"/>
+      </w:rPr>
+    </w:lvl>
+    <w:lvl w:ilvl="3" w:tentative="1">
+      <w:start w:val="1"/>
+      <w:numFmt w:val="bullet"/>
+      <w:lvlText w:val=""/>
+      <w:lvlJc w:val="left"/>
+      <w:pPr>
+        <w:tabs>
+          <w:tab w:val="num" w:pos="2880"/>
+        </w:tabs>
+        <w:ind w:left="2880" w:hanging="360"/>
+      </w:pPr>
+      <w:rPr>
+        <w:rFonts w:ascii="Wingdings" w:hAnsi="Wingdings" w:hint="default"/>
+        <w:sz w:val="20"/>
+      </w:rPr>
+    </w:lvl>
+    <w:lvl w:ilvl="4" w:tentative="1">
+      <w:start w:val="1"/>
+      <w:numFmt w:val="bullet"/>
+      <w:lvlText w:val=""/>
+      <w:lvlJc w:val="left"/>
+      <w:pPr>
+        <w:tabs>
+          <w:tab w:val="num" w:pos="3600"/>
+        </w:tabs>
+        <w:ind w:left="3600" w:hanging="360"/>
+      </w:pPr>
+      <w:rPr>
+        <w:rFonts w:ascii="Wingdings" w:hAnsi="Wingdings" w:hint="default"/>
+        <w:sz w:val="20"/>
+      </w:rPr>
+    </w:lvl>
+    <w:lvl w:ilvl="5" w:tentative="1">
+      <w:start w:val="1"/>
+      <w:numFmt w:val="bullet"/>
+      <w:lvlText w:val=""/>
+      <w:lvlJc w:val="left"/>
+      <w:pPr>
+        <w:tabs>
+          <w:tab w:val="num" w:pos="4320"/>
+        </w:tabs>
+        <w:ind w:left="4320" w:hanging="360"/>
+      </w:pPr>
+      <w:rPr>
+        <w:rFonts w:ascii="Wingdings" w:hAnsi="Wingdings" w:hint="default"/>
+        <w:sz w:val="20"/>
+      </w:rPr>
+    </w:lvl>
+    <w:lvl w:ilvl="6" w:tentative="1">
+      <w:start w:val="1"/>
+      <w:numFmt w:val="bullet"/>
+      <w:lvlText w:val=""/>
+      <w:lvlJc w:val="left"/>
+      <w:pPr>
+        <w:tabs>
+          <w:tab w:val="num" w:pos="5040"/>
+        </w:tabs>
+        <w:ind w:left="5040" w:hanging="360"/>
+      </w:pPr>
+      <w:rPr>
+        <w:rFonts w:ascii="Wingdings" w:hAnsi="Wingdings" w:hint="default"/>
+        <w:sz w:val="20"/>
+      </w:rPr>
+    </w:lvl>
+    <w:lvl w:ilvl="7" w:tentative="1">
+      <w:start w:val="1"/>
+      <w:numFmt w:val="bullet"/>
+      <w:lvlText w:val=""/>
+      <w:lvlJc w:val="left"/>
+      <w:pPr>
+        <w:tabs>
+          <w:tab w:val="num" w:pos="5760"/>
+        </w:tabs>
+        <w:ind w:left="5760" w:hanging="360"/>
+      </w:pPr>
+      <w:rPr>
+        <w:rFonts w:ascii="Wingdings" w:hAnsi="Wingdings" w:hint="default"/>
+        <w:sz w:val="20"/>
+      </w:rPr>
+    </w:lvl>
+    <w:lvl w:ilvl="8" w:tentative="1">
+      <w:start w:val="1"/>
+      <w:numFmt w:val="bullet"/>
+      <w:lvlText w:val=""/>
+      <w:lvlJc w:val="left"/>
+      <w:pPr>
+        <w:tabs>
+          <w:tab w:val="num" w:pos="6480"/>
+        </w:tabs>
+        <w:ind w:left="6480" w:hanging="360"/>
+      </w:pPr>
+      <w:rPr>
+        <w:rFonts w:ascii="Wingdings" w:hAnsi="Wingdings" w:hint="default"/>
+        <w:sz w:val="20"/>
+      </w:rPr>
+    </w:lvl>
+  </w:abstractNum>
+  <w:abstractNum w:abstractNumId="4" w15:restartNumberingAfterBreak="0">
+    <w:nsid w:val="35B05263"/>
+    <w:multiLevelType w:val="multilevel"/>
+    <w:tmpl w:val="E5E052C6"/>
+    <w:lvl w:ilvl="0">
+      <w:start w:val="1"/>
+      <w:numFmt w:val="bullet"/>
+      <w:lvlText w:val=""/>
+      <w:lvlJc w:val="left"/>
+      <w:pPr>
+        <w:tabs>
+          <w:tab w:val="num" w:pos="720"/>
+        </w:tabs>
+        <w:ind w:left="720" w:hanging="360"/>
+      </w:pPr>
+      <w:rPr>
+        <w:rFonts w:ascii="Symbol" w:hAnsi="Symbol" w:hint="default"/>
+        <w:sz w:val="20"/>
+      </w:rPr>
+    </w:lvl>
+    <w:lvl w:ilvl="1" w:tentative="1">
+      <w:start w:val="1"/>
+      <w:numFmt w:val="bullet"/>
+      <w:lvlText w:val="o"/>
+      <w:lvlJc w:val="left"/>
+      <w:pPr>
+        <w:tabs>
+          <w:tab w:val="num" w:pos="1440"/>
+        </w:tabs>
+        <w:ind w:left="1440" w:hanging="360"/>
+      </w:pPr>
+      <w:rPr>
+        <w:rFonts w:ascii="Courier New" w:hAnsi="Courier New" w:hint="default"/>
+        <w:sz w:val="20"/>
+      </w:rPr>
+    </w:lvl>
+    <w:lvl w:ilvl="2" w:tentative="1">
+      <w:start w:val="1"/>
+      <w:numFmt w:val="bullet"/>
+      <w:lvlText w:val=""/>
+      <w:lvlJc w:val="left"/>
+      <w:pPr>
+        <w:tabs>
+          <w:tab w:val="num" w:pos="2160"/>
+        </w:tabs>
+        <w:ind w:left="2160" w:hanging="360"/>
+      </w:pPr>
+      <w:rPr>
+        <w:rFonts w:ascii="Wingdings" w:hAnsi="Wingdings" w:hint="default"/>
+        <w:sz w:val="20"/>
+      </w:rPr>
+    </w:lvl>
+    <w:lvl w:ilvl="3" w:tentative="1">
+      <w:start w:val="1"/>
+      <w:numFmt w:val="bullet"/>
+      <w:lvlText w:val=""/>
+      <w:lvlJc w:val="left"/>
+      <w:pPr>
+        <w:tabs>
+          <w:tab w:val="num" w:pos="2880"/>
+        </w:tabs>
+        <w:ind w:left="2880" w:hanging="360"/>
+      </w:pPr>
+      <w:rPr>
+        <w:rFonts w:ascii="Wingdings" w:hAnsi="Wingdings" w:hint="default"/>
+        <w:sz w:val="20"/>
+      </w:rPr>
+    </w:lvl>
+    <w:lvl w:ilvl="4" w:tentative="1">
+      <w:start w:val="1"/>
+      <w:numFmt w:val="bullet"/>
+      <w:lvlText w:val=""/>
+      <w:lvlJc w:val="left"/>
+      <w:pPr>
+        <w:tabs>
+          <w:tab w:val="num" w:pos="3600"/>
+        </w:tabs>
+        <w:ind w:left="3600" w:hanging="360"/>
+      </w:pPr>
+      <w:rPr>
+        <w:rFonts w:ascii="Wingdings" w:hAnsi="Wingdings" w:hint="default"/>
+        <w:sz w:val="20"/>
+      </w:rPr>
+    </w:lvl>
+    <w:lvl w:ilvl="5" w:tentative="1">
+      <w:start w:val="1"/>
+      <w:numFmt w:val="bullet"/>
+      <w:lvlText w:val=""/>
+      <w:lvlJc w:val="left"/>
+      <w:pPr>
+        <w:tabs>
+          <w:tab w:val="num" w:pos="4320"/>
+        </w:tabs>
+        <w:ind w:left="4320" w:hanging="360"/>
+      </w:pPr>
+      <w:rPr>
+        <w:rFonts w:ascii="Wingdings" w:hAnsi="Wingdings" w:hint="default"/>
+        <w:sz w:val="20"/>
+      </w:rPr>
+    </w:lvl>
+    <w:lvl w:ilvl="6" w:tentative="1">
+      <w:start w:val="1"/>
+      <w:numFmt w:val="bullet"/>
+      <w:lvlText w:val=""/>
+      <w:lvlJc w:val="left"/>
+      <w:pPr>
+        <w:tabs>
+          <w:tab w:val="num" w:pos="5040"/>
+        </w:tabs>
+        <w:ind w:left="5040" w:hanging="360"/>
+      </w:pPr>
+      <w:rPr>
+        <w:rFonts w:ascii="Wingdings" w:hAnsi="Wingdings" w:hint="default"/>
+        <w:sz w:val="20"/>
+      </w:rPr>
+    </w:lvl>
+    <w:lvl w:ilvl="7" w:tentative="1">
+      <w:start w:val="1"/>
+      <w:numFmt w:val="bullet"/>
+      <w:lvlText w:val=""/>
+      <w:lvlJc w:val="left"/>
+      <w:pPr>
+        <w:tabs>
+          <w:tab w:val="num" w:pos="5760"/>
+        </w:tabs>
+        <w:ind w:left="5760" w:hanging="360"/>
+      </w:pPr>
+      <w:rPr>
+        <w:rFonts w:ascii="Wingdings" w:hAnsi="Wingdings" w:hint="default"/>
+        <w:sz w:val="20"/>
+      </w:rPr>
+    </w:lvl>
+    <w:lvl w:ilvl="8" w:tentative="1">
+      <w:start w:val="1"/>
+      <w:numFmt w:val="bullet"/>
+      <w:lvlText w:val=""/>
+      <w:lvlJc w:val="left"/>
+      <w:pPr>
+        <w:tabs>
+          <w:tab w:val="num" w:pos="6480"/>
+        </w:tabs>
+        <w:ind w:left="6480" w:hanging="360"/>
+      </w:pPr>
+      <w:rPr>
+        <w:rFonts w:ascii="Wingdings" w:hAnsi="Wingdings" w:hint="default"/>
+        <w:sz w:val="20"/>
+      </w:rPr>
+    </w:lvl>
+  </w:abstractNum>
   <w:num w:numId="1" w16cid:durableId="1564170297">
-    <w:abstractNumId w:val="0"/>
+    <w:abstractNumId w:val="1"/>
     <w:lvlOverride w:ilvl="0">
       <w:startOverride w:val="1"/>
     </w:lvlOverride>
   </w:num>
   <w:num w:numId="2" w16cid:durableId="639503474">
-    <w:abstractNumId w:val="1"/>
+    <w:abstractNumId w:val="2"/>
     <w:lvlOverride w:ilvl="0">
       <w:startOverride w:val="1"/>
     </w:lvlOverride>
+  </w:num>
+  <w:num w:numId="3" w16cid:durableId="1834099868">
+    <w:abstractNumId w:val="4"/>
+  </w:num>
+  <w:num w:numId="4" w16cid:durableId="394857505">
+    <w:abstractNumId w:val="3"/>
+  </w:num>
+  <w:num w:numId="5" w16cid:durableId="35664903">
+    <w:abstractNumId w:val="0"/>
   </w:num>
 </w:numbering>
 </file>
@@ -15853,9 +16820,11 @@
   <w:style w:type="paragraph" w:default="1" w:styleId="Normal">
     <w:name w:val="Normal"/>
     <w:qFormat/>
+    <w:rsid w:val="008C752A"/>
   </w:style>
   <w:style w:type="paragraph" w:styleId="Ttulo1">
     <w:name w:val="heading 1"/>
+    <w:link w:val="Ttulo1Car"/>
     <w:uiPriority w:val="9"/>
     <w:qFormat/>
     <w:pPr>
@@ -15872,6 +16841,7 @@
   </w:style>
   <w:style w:type="paragraph" w:styleId="Ttulo2">
     <w:name w:val="heading 2"/>
+    <w:link w:val="Ttulo2Car"/>
     <w:uiPriority w:val="9"/>
     <w:unhideWhenUsed/>
     <w:qFormat/>
@@ -15946,7 +16916,6 @@
   <w:style w:type="character" w:default="1" w:styleId="Fuentedeprrafopredeter">
     <w:name w:val="Default Paragraph Font"/>
     <w:uiPriority w:val="1"/>
-    <w:semiHidden/>
     <w:unhideWhenUsed/>
   </w:style>
   <w:style w:type="table" w:default="1" w:styleId="Tablanormal">
@@ -16103,6 +17072,46 @@
     <w:link w:val="Piedepgina"/>
     <w:uiPriority w:val="99"/>
     <w:rsid w:val="00C53027"/>
+  </w:style>
+  <w:style w:type="character" w:customStyle="1" w:styleId="Ttulo1Car">
+    <w:name w:val="Título 1 Car"/>
+    <w:basedOn w:val="Fuentedeprrafopredeter"/>
+    <w:link w:val="Ttulo1"/>
+    <w:uiPriority w:val="9"/>
+    <w:rsid w:val="00507864"/>
+    <w:rPr>
+      <w:b/>
+      <w:bCs/>
+      <w:color w:val="1F3864"/>
+      <w:sz w:val="32"/>
+      <w:szCs w:val="32"/>
+    </w:rPr>
+  </w:style>
+  <w:style w:type="character" w:customStyle="1" w:styleId="Ttulo2Car">
+    <w:name w:val="Título 2 Car"/>
+    <w:basedOn w:val="Fuentedeprrafopredeter"/>
+    <w:link w:val="Ttulo2"/>
+    <w:uiPriority w:val="9"/>
+    <w:rsid w:val="00507864"/>
+    <w:rPr>
+      <w:b/>
+      <w:bCs/>
+      <w:color w:val="2E75B6"/>
+      <w:sz w:val="26"/>
+      <w:szCs w:val="26"/>
+    </w:rPr>
+  </w:style>
+  <w:style w:type="character" w:styleId="Mencinsinresolver">
+    <w:name w:val="Unresolved Mention"/>
+    <w:basedOn w:val="Fuentedeprrafopredeter"/>
+    <w:uiPriority w:val="99"/>
+    <w:semiHidden/>
+    <w:unhideWhenUsed/>
+    <w:rsid w:val="008C752A"/>
+    <w:rPr>
+      <w:color w:val="605E5C"/>
+      <w:shd w:val="clear" w:color="auto" w:fill="E1DFDD"/>
+    </w:rPr>
   </w:style>
 </w:styles>
 </file>
